--- a/data/outputs/v2/General_Science/SS2.5_Rates_of_Reactions/General_Science_Rates_of_Reactions_FinalExplanation_TeacherKey.docx
+++ b/data/outputs/v2/General_Science/SS2.5_Rates_of_Reactions/General_Science_Rates_of_Reactions_FinalExplanation_TeacherKey.docx
@@ -1826,7 +1826,7 @@
         </w:rPr>
         <w:t xml:space="preserve">© 2026 SeaVuria and ARES. This work is licensed under a </w:t>
       </w:r>
-      <w:hyperlink w:history="1" r:id="rId8uik7giv9lr0qe8a-6tkd">
+      <w:hyperlink w:history="1" r:id="rIdkvgklaj8xieprruockkd7">
         <w:r>
           <w:rPr>
             <w:rFonts w:ascii="Arial" w:cs="Arial" w:eastAsia="Arial" w:hAnsi="Arial"/>
@@ -1846,7 +1846,7 @@
         </w:rPr>
         <w:t xml:space="preserve"> (</w:t>
       </w:r>
-      <w:hyperlink w:history="1" r:id="rIdvkqzivs-e9rd5tdq93wjn">
+      <w:hyperlink w:history="1" r:id="rIdj7-ra6mpdgzpxcixtmcee">
         <w:r>
           <w:rPr>
             <w:rFonts w:ascii="Arial" w:cs="Arial" w:eastAsia="Arial" w:hAnsi="Arial"/>
@@ -1866,7 +1866,7 @@
         </w:rPr>
         <w:t xml:space="preserve">). To view a copy of this license, visit </w:t>
       </w:r>
-      <w:hyperlink w:history="1" r:id="rIdnoosh5sjizd3jqwhowr2d">
+      <w:hyperlink w:history="1" r:id="rIdx5z9yvezu_wkxeasojkpp">
         <w:r>
           <w:rPr>
             <w:rFonts w:ascii="Arial" w:cs="Arial" w:eastAsia="Arial" w:hAnsi="Arial"/>

--- a/data/outputs/v2/General_Science/SS2.5_Rates_of_Reactions/General_Science_Rates_of_Reactions_FinalExplanation_TeacherKey.docx
+++ b/data/outputs/v2/General_Science/SS2.5_Rates_of_Reactions/General_Science_Rates_of_Reactions_FinalExplanation_TeacherKey.docx
@@ -1826,7 +1826,7 @@
         </w:rPr>
         <w:t xml:space="preserve">© 2026 SeaVuria and ARES. This work is licensed under a </w:t>
       </w:r>
-      <w:hyperlink w:history="1" r:id="rIdkvgklaj8xieprruockkd7">
+      <w:hyperlink w:history="1" r:id="rIdzuhhuanz9q1lasckjyizf">
         <w:r>
           <w:rPr>
             <w:rFonts w:ascii="Arial" w:cs="Arial" w:eastAsia="Arial" w:hAnsi="Arial"/>
@@ -1846,7 +1846,7 @@
         </w:rPr>
         <w:t xml:space="preserve"> (</w:t>
       </w:r>
-      <w:hyperlink w:history="1" r:id="rIdj7-ra6mpdgzpxcixtmcee">
+      <w:hyperlink w:history="1" r:id="rId2jvq28qpadhuwhophk9kh">
         <w:r>
           <w:rPr>
             <w:rFonts w:ascii="Arial" w:cs="Arial" w:eastAsia="Arial" w:hAnsi="Arial"/>
@@ -1866,7 +1866,7 @@
         </w:rPr>
         <w:t xml:space="preserve">). To view a copy of this license, visit </w:t>
       </w:r>
-      <w:hyperlink w:history="1" r:id="rIdx5z9yvezu_wkxeasojkpp">
+      <w:hyperlink w:history="1" r:id="rIdnpxiui5jb6jmvmgkn_u-a">
         <w:r>
           <w:rPr>
             <w:rFonts w:ascii="Arial" w:cs="Arial" w:eastAsia="Arial" w:hAnsi="Arial"/>

--- a/data/outputs/v2/General_Science/SS2.5_Rates_of_Reactions/General_Science_Rates_of_Reactions_FinalExplanation_TeacherKey.docx
+++ b/data/outputs/v2/General_Science/SS2.5_Rates_of_Reactions/General_Science_Rates_of_Reactions_FinalExplanation_TeacherKey.docx
@@ -1826,7 +1826,7 @@
         </w:rPr>
         <w:t xml:space="preserve">© 2026 SeaVuria and ARES. This work is licensed under a </w:t>
       </w:r>
-      <w:hyperlink w:history="1" r:id="rIdzuhhuanz9q1lasckjyizf">
+      <w:hyperlink w:history="1" r:id="rIdvzkt3pgdpzx9rapnaqfhe">
         <w:r>
           <w:rPr>
             <w:rFonts w:ascii="Arial" w:cs="Arial" w:eastAsia="Arial" w:hAnsi="Arial"/>
@@ -1846,7 +1846,7 @@
         </w:rPr>
         <w:t xml:space="preserve"> (</w:t>
       </w:r>
-      <w:hyperlink w:history="1" r:id="rId2jvq28qpadhuwhophk9kh">
+      <w:hyperlink w:history="1" r:id="rIdabgmuaojjq2kjymuhux2t">
         <w:r>
           <w:rPr>
             <w:rFonts w:ascii="Arial" w:cs="Arial" w:eastAsia="Arial" w:hAnsi="Arial"/>
@@ -1866,7 +1866,7 @@
         </w:rPr>
         <w:t xml:space="preserve">). To view a copy of this license, visit </w:t>
       </w:r>
-      <w:hyperlink w:history="1" r:id="rIdnpxiui5jb6jmvmgkn_u-a">
+      <w:hyperlink w:history="1" r:id="rIduduenbtd188lxjk-hr9f6">
         <w:r>
           <w:rPr>
             <w:rFonts w:ascii="Arial" w:cs="Arial" w:eastAsia="Arial" w:hAnsi="Arial"/>

--- a/data/outputs/v2/General_Science/SS2.5_Rates_of_Reactions/General_Science_Rates_of_Reactions_FinalExplanation_TeacherKey.docx
+++ b/data/outputs/v2/General_Science/SS2.5_Rates_of_Reactions/General_Science_Rates_of_Reactions_FinalExplanation_TeacherKey.docx
@@ -95,7 +95,7 @@
                 <w:sz w:val="22"/>
                 <w:szCs w:val="22"/>
               </w:rPr>
-              <w:t xml:space="preserve">FINAL EXPLANATION: GENERAL SCIENCE GRADE 10 — SUB-STRAND 2.5 RATES OF REACTIONS: FINAL EXPLANATION</w:t>
+              <w:t xml:space="preserve">FINAL EXPLANATION: GENERAL SCIENCE GRADE 10: 2.5 RATES OF REACTIONS – FINAL EXPLANATION</w:t>
             </w:r>
           </w:p>
         </w:tc>
@@ -224,7 +224,7 @@
                 <w:sz w:val="18"/>
                 <w:szCs w:val="18"/>
               </w:rPr>
-              <w:t xml:space="preserve">Welcome to your Final Explanation! On Day 1 you watched the Disappearing Thiosulfate Cross: two beakers with the same sodium thiosulfate and dilute hydrochloric acid, one in cold water (about 10 °C, like a cool Nairobi highland morning) and one in warm water (about 50 °C, like a hot Mombasa or Kisumu afternoon). The cross under the warm beaker disappeared in about 30-40 seconds, while the cross under the cold beaker stayed visible for several minutes. Now you will use everything you learned in Lessons 1-8 to explain what happened. Write your answers in the space under each prompt. Use particle ideas (collisions, energy, activation energy) and evidence from our experiments. Use full sentences, and label any diagrams you draw. Think about our driving question: Why do some reactions happen in a flash while others take days, and how can we control their speed in Kenya?</w:t>
+              <w:t xml:space="preserve">This is your Final Explanation for the Disappearing Cross. Mwalimu Achieng's class in Nakuru County has been asking: Why do some chemical reactions happen in a flash while others take days, and how can we control the speed of reactions to make life in Kenya safer, healthier and more productive? Use your science notebook, the class data tables and your Driving Question Board (DQB) to help you. Write your answers in the space under each prompt. Use full sentences, include numbers with units where you can, and use the words particles, effective collisions and activation energy. Remember the claim, evidence and reasoning structure. In Section 3 you will use a table of results.</w:t>
             </w:r>
           </w:p>
         </w:tc>
@@ -285,7 +285,7 @@
                 <w:sz w:val="22"/>
                 <w:szCs w:val="22"/>
               </w:rPr>
-              <w:t xml:space="preserve">Part 1: Explaining the Disappearing Cross</w:t>
+              <w:t xml:space="preserve">Section 1: Explain the Disappearing Cross (Claim, Evidence, Reasoning)</w:t>
             </w:r>
           </w:p>
         </w:tc>
@@ -319,7 +319,83 @@
                 <w:sz w:val="18"/>
                 <w:szCs w:val="18"/>
               </w:rPr>
-              <w:t xml:space="preserve">Look back at the two beakers from Day 1. Both held the same chemicals in the same amounts. (a) How did you measure the speed of the reaction, and what is meant by 'rate of reaction'? (b) Use ideas about particles, collisions and energy to explain why the cross under the warm beaker (about 50 °C) disappeared in about 30-40 seconds while the cross under the cold beaker (about 10 °C) stayed visible for several minutes. Include a labelled particle sketch of both beakers.</w:t>
+              <w:t xml:space="preserve">In the anchor demonstration, 10 cm3 of 1.0 mol/dm3 hydrochloric acid was put in each of two beakers and 50 cm3 of 0.15 mol/dm3 sodium thiosulfate was added. Beaker A was at 10 C and Beaker B was at 50 C. The black cross disappeared at 35 s in one beaker and at 270 s in the other.</w:t>
+            </w:r>
+          </w:p>
+          <w:p>
+            <w:pPr>
+              <w:spacing w:after="40" w:before="0"/>
+              <w:jc w:val="left"/>
+            </w:pPr>
+            <w:r>
+              <w:rPr>
+                <w:rFonts w:ascii="Arial" w:cs="Arial" w:eastAsia="Arial" w:hAnsi="Arial"/>
+                <w:b/>
+                <w:bCs/>
+                <w:i w:val="false"/>
+                <w:iCs w:val="false"/>
+                <w:color w:val="000000"/>
+                <w:sz w:val="18"/>
+                <w:szCs w:val="18"/>
+              </w:rPr>
+              <w:t xml:space="preserve">(a) Write a CLAIM that answers Wanjiru's question: why did one beaker reach the end point faster than the other?</w:t>
+            </w:r>
+          </w:p>
+          <w:p>
+            <w:pPr>
+              <w:spacing w:after="40" w:before="0"/>
+              <w:jc w:val="left"/>
+            </w:pPr>
+            <w:r>
+              <w:rPr>
+                <w:rFonts w:ascii="Arial" w:cs="Arial" w:eastAsia="Arial" w:hAnsi="Arial"/>
+                <w:b/>
+                <w:bCs/>
+                <w:i w:val="false"/>
+                <w:iCs w:val="false"/>
+                <w:color w:val="000000"/>
+                <w:sz w:val="18"/>
+                <w:szCs w:val="18"/>
+              </w:rPr>
+              <w:t xml:space="preserve">(b) Give EVIDENCE from the demo: the times, how many times faster, and the rate for each beaker using rate = 1/t.</w:t>
+            </w:r>
+          </w:p>
+          <w:p>
+            <w:pPr>
+              <w:spacing w:after="40" w:before="0"/>
+              <w:jc w:val="left"/>
+            </w:pPr>
+            <w:r>
+              <w:rPr>
+                <w:rFonts w:ascii="Arial" w:cs="Arial" w:eastAsia="Arial" w:hAnsi="Arial"/>
+                <w:b/>
+                <w:bCs/>
+                <w:i w:val="false"/>
+                <w:iCs w:val="false"/>
+                <w:color w:val="000000"/>
+                <w:sz w:val="18"/>
+                <w:szCs w:val="18"/>
+              </w:rPr>
+              <w:t xml:space="preserve">(c) Write your REASONING using particles, collisions, kinetic energy and activation energy.</w:t>
+            </w:r>
+          </w:p>
+          <w:p>
+            <w:pPr>
+              <w:spacing w:after="40" w:before="0"/>
+              <w:jc w:val="left"/>
+            </w:pPr>
+            <w:r>
+              <w:rPr>
+                <w:rFonts w:ascii="Arial" w:cs="Arial" w:eastAsia="Arial" w:hAnsi="Arial"/>
+                <w:b/>
+                <w:bCs/>
+                <w:i w:val="false"/>
+                <w:iCs w:val="false"/>
+                <w:color w:val="000000"/>
+                <w:sz w:val="18"/>
+                <w:szCs w:val="18"/>
+              </w:rPr>
+              <w:t xml:space="preserve">(d) State what was the same in both beakers, and what you can say about the amount of sulfur made at the end.</w:t>
             </w:r>
           </w:p>
         </w:tc>
@@ -351,7 +427,64 @@
                 <w:sz w:val="18"/>
                 <w:szCs w:val="18"/>
               </w:rPr>
-              <w:t xml:space="preserve">(a) We timed how long it took for the black cross to disappear as sulfur precipitate formed. Rate of reaction is how quickly reactants are used up or products are formed over time. For this method the rate can be written as 1/t (s⁻¹), so a shorter time means a higher rate. (b) The chemicals and amounts were identical, so the only difference was temperature. In the warm beaker (about 50 °C) the sodium thiosulfate and HCl particles have more kinetic energy. They move faster, so they collide more frequently, and each collision carries more energy. This means a greater proportion of collisions have energy equal to or greater than the activation energy, so more collisions are successful and sulfur forms faster. The cross disappeared in about 30-40 seconds. In the cold beaker (about 10 °C) the particles move more slowly, collide less often and with less energy, so fewer collisions are successful and the cross stayed visible for several minutes. Sketch: two beakers, warm with particles drawn with long motion arrows and many collisions, cold with short arrows and few collisions, each labelled with its temperature and rate (fast or slow).</w:t>
+              <w:t xml:space="preserve">(a) Claim: Warm Beaker B (50 C) reacted faster than cold Beaker A (10 C) because the higher temperature made more of the collisions between particles effective.</w:t>
+            </w:r>
+          </w:p>
+          <w:p>
+            <w:pPr>
+              <w:spacing w:after="40" w:before="0"/>
+              <w:jc w:val="left"/>
+            </w:pPr>
+            <w:r>
+              <w:rPr>
+                <w:rFonts w:ascii="Arial" w:cs="Arial" w:eastAsia="Arial" w:hAnsi="Arial"/>
+                <w:b w:val="false"/>
+                <w:bCs w:val="false"/>
+                <w:i w:val="false"/>
+                <w:iCs w:val="false"/>
+                <w:color w:val="000000"/>
+                <w:sz w:val="18"/>
+                <w:szCs w:val="18"/>
+              </w:rPr>
+              <w:t xml:space="preserve">(b) Evidence: The cross vanished at 35 s in Beaker B and at 270 s in Beaker A. The difference is 270 - 35 = 235 s, and 270/35 = 7.7, so Beaker B was 7.7 times faster. Rate of B = 1/35 = 28.6 x10^-3 s^-1. Rate of A = 1/270 = 3.7 x10^-3 s^-1.</w:t>
+            </w:r>
+          </w:p>
+          <w:p>
+            <w:pPr>
+              <w:spacing w:after="40" w:before="0"/>
+              <w:jc w:val="left"/>
+            </w:pPr>
+            <w:r>
+              <w:rPr>
+                <w:rFonts w:ascii="Arial" w:cs="Arial" w:eastAsia="Arial" w:hAnsi="Arial"/>
+                <w:b w:val="false"/>
+                <w:bCs w:val="false"/>
+                <w:i w:val="false"/>
+                <w:iCs w:val="false"/>
+                <w:color w:val="000000"/>
+                <w:sz w:val="18"/>
+                <w:szCs w:val="18"/>
+              </w:rPr>
+              <w:t xml:space="preserve">(c) Reasoning: At 50 C the particles have more kinetic energy. They move faster, so they collide more often and with more energy. A larger fraction of the collisions have at least the activation energy (the minimum energy needed for a collision to react), so there are more effective collisions per second. More effective collisions per second means sulfur forms faster and hides the cross sooner. At 10 C the particles have less energy, so fewer collisions are effective and the cross stays visible longer.</w:t>
+            </w:r>
+          </w:p>
+          <w:p>
+            <w:pPr>
+              <w:spacing w:after="40" w:before="0"/>
+              <w:jc w:val="left"/>
+            </w:pPr>
+            <w:r>
+              <w:rPr>
+                <w:rFonts w:ascii="Arial" w:cs="Arial" w:eastAsia="Arial" w:hAnsi="Arial"/>
+                <w:b w:val="false"/>
+                <w:bCs w:val="false"/>
+                <w:i w:val="false"/>
+                <w:iCs w:val="false"/>
+                <w:color w:val="000000"/>
+                <w:sz w:val="18"/>
+                <w:szCs w:val="18"/>
+              </w:rPr>
+              <w:t xml:space="preserve">(d) The chemicals, amounts (50 cm3 of thiosulfate, 10 cm3 of HCl), beaker type, cross and observer were the same; only temperature differed. Both beakers end with the same amount of sulfur, because temperature changes the speed of the reaction, not the final amount made.</w:t>
             </w:r>
           </w:p>
         </w:tc>
@@ -412,7 +545,7 @@
                 <w:sz w:val="22"/>
                 <w:szCs w:val="22"/>
               </w:rPr>
-              <w:t xml:space="preserve">Part 2: Concentration and Surface Area</w:t>
+              <w:t xml:space="preserve">Section 2: Fair Testing and Measuring Rate</w:t>
             </w:r>
           </w:p>
         </w:tc>
@@ -446,7 +579,83 @@
                 <w:sz w:val="18"/>
                 <w:szCs w:val="18"/>
               </w:rPr>
-              <w:t xml:space="preserve">In Lessons 3-5 you investigated concentration (diluting sodium thiosulfate to 100%, 75%, 50% and 25%) and surface area (large marble chips, small chips and powder with dilute HCl). (a) Describe the pattern you found for each factor, with the evidence that supports it. (b) Explain each pattern using collision ideas. (c) In the marble experiment all three flasks finally lost the same total mass. What does this tell you about what surface area changes and what it does not change?</w:t>
+              <w:t xml:space="preserve">Amina wants to test whether temperature changes the rate, using the cross method.</w:t>
+            </w:r>
+          </w:p>
+          <w:p>
+            <w:pPr>
+              <w:spacing w:after="40" w:before="0"/>
+              <w:jc w:val="left"/>
+            </w:pPr>
+            <w:r>
+              <w:rPr>
+                <w:rFonts w:ascii="Arial" w:cs="Arial" w:eastAsia="Arial" w:hAnsi="Arial"/>
+                <w:b/>
+                <w:bCs/>
+                <w:i w:val="false"/>
+                <w:iCs w:val="false"/>
+                <w:color w:val="000000"/>
+                <w:sz w:val="18"/>
+                <w:szCs w:val="18"/>
+              </w:rPr>
+              <w:t xml:space="preserve">(a) Name the independent variable, the dependent variable and at least three control variables for her test.</w:t>
+            </w:r>
+          </w:p>
+          <w:p>
+            <w:pPr>
+              <w:spacing w:after="40" w:before="0"/>
+              <w:jc w:val="left"/>
+            </w:pPr>
+            <w:r>
+              <w:rPr>
+                <w:rFonts w:ascii="Arial" w:cs="Arial" w:eastAsia="Arial" w:hAnsi="Arial"/>
+                <w:b/>
+                <w:bCs/>
+                <w:i w:val="false"/>
+                <w:iCs w:val="false"/>
+                <w:color w:val="000000"/>
+                <w:sz w:val="18"/>
+                <w:szCs w:val="18"/>
+              </w:rPr>
+              <w:t xml:space="preserve">(b) Amina says: 'I will use a different observer and a bigger beaker for the hot test, because it is faster anyway.' Explain why this plan is not a fair test.</w:t>
+            </w:r>
+          </w:p>
+          <w:p>
+            <w:pPr>
+              <w:spacing w:after="40" w:before="0"/>
+              <w:jc w:val="left"/>
+            </w:pPr>
+            <w:r>
+              <w:rPr>
+                <w:rFonts w:ascii="Arial" w:cs="Arial" w:eastAsia="Arial" w:hAnsi="Arial"/>
+                <w:b/>
+                <w:bCs/>
+                <w:i w:val="false"/>
+                <w:iCs w:val="false"/>
+                <w:color w:val="000000"/>
+                <w:sz w:val="18"/>
+                <w:szCs w:val="18"/>
+              </w:rPr>
+              <w:t xml:space="preserve">(c) Explain why a shorter time for the cross to disappear gives a bigger rate.</w:t>
+            </w:r>
+          </w:p>
+          <w:p>
+            <w:pPr>
+              <w:spacing w:after="40" w:before="0"/>
+              <w:jc w:val="left"/>
+            </w:pPr>
+            <w:r>
+              <w:rPr>
+                <w:rFonts w:ascii="Arial" w:cs="Arial" w:eastAsia="Arial" w:hAnsi="Arial"/>
+                <w:b/>
+                <w:bCs/>
+                <w:i w:val="false"/>
+                <w:iCs w:val="false"/>
+                <w:color w:val="000000"/>
+                <w:sz w:val="18"/>
+                <w:szCs w:val="18"/>
+              </w:rPr>
+              <w:t xml:space="preserve">(d) Name two other ways, besides the time for a precipitate to hide a cross, that the rate of a reaction can be measured.</w:t>
             </w:r>
           </w:p>
         </w:tc>
@@ -478,7 +687,64 @@
                 <w:sz w:val="18"/>
                 <w:szCs w:val="18"/>
               </w:rPr>
-              <w:t xml:space="preserve">(a) Concentration: as the sodium thiosulfate became more dilute, the time for the cross to disappear increased. The full-strength solution was fastest and the 25% solution was slowest. Plotting rate (1/time) against concentration showed rate increasing as concentration increased. Surface area: marble powder reacted fastest, small chips were slower, and large chips were slowest, shown by rapid fizzing and faster mass loss for the powder, with slow steady bubbling for large chips. (b) Higher concentration means more reactant particles in the same volume, so particles collide more frequently and more successful collisions happen each second. Particle speed stayed the same; only the number of particles per unit volume changed. For a solid, crushing exposes more particles of marble (CaCO3) to the HCl particles at any moment, so there are more collisions per second and CO2 forms faster. (c) The same total mass loss shows that the same amount of marble reacted in the end. Surface area changes only how fast the reaction happens (the rate), not how much product forms in total. Surface area matters only for solid reactants.</w:t>
+              <w:t xml:space="preserve">(a) Independent variable: temperature (the factor you change). Dependent variable: the time for the cross to disappear (then the rate, 1/t). Control variables (any three): 50 cm3 of 0.15 mol/dm3 sodium thiosulfate, 10 cm3 of 1.0 mol/dm3 HCl, the same type of beaker, the same cross, the same observer, the same lighting.</w:t>
+            </w:r>
+          </w:p>
+          <w:p>
+            <w:pPr>
+              <w:spacing w:after="40" w:before="0"/>
+              <w:jc w:val="left"/>
+            </w:pPr>
+            <w:r>
+              <w:rPr>
+                <w:rFonts w:ascii="Arial" w:cs="Arial" w:eastAsia="Arial" w:hAnsi="Arial"/>
+                <w:b w:val="false"/>
+                <w:bCs w:val="false"/>
+                <w:i w:val="false"/>
+                <w:iCs w:val="false"/>
+                <w:color w:val="000000"/>
+                <w:sz w:val="18"/>
+                <w:szCs w:val="18"/>
+              </w:rPr>
+              <w:t xml:space="preserve">(b) It is not fair because more than one thing would change: temperature, observer and beaker size. A different observer may judge the cross as gone at a different time, and a different beaker changes the depth of liquid. We could not tell whether temperature or the other changes caused the different time. Only the independent variable should change.</w:t>
+            </w:r>
+          </w:p>
+          <w:p>
+            <w:pPr>
+              <w:spacing w:after="40" w:before="0"/>
+              <w:jc w:val="left"/>
+            </w:pPr>
+            <w:r>
+              <w:rPr>
+                <w:rFonts w:ascii="Arial" w:cs="Arial" w:eastAsia="Arial" w:hAnsi="Arial"/>
+                <w:b w:val="false"/>
+                <w:bCs w:val="false"/>
+                <w:i w:val="false"/>
+                <w:iCs w:val="false"/>
+                <w:color w:val="000000"/>
+                <w:sz w:val="18"/>
+                <w:szCs w:val="18"/>
+              </w:rPr>
+              <w:t xml:space="preserve">(c) Rate = 1/t. When t is small, 1 divided by t is a bigger number. For example, 1/35 = 28.6 x10^-3 s^-1 is bigger than 1/270 = 3.7 x10^-3 s^-1, so the faster reaction has the bigger rate.</w:t>
+            </w:r>
+          </w:p>
+          <w:p>
+            <w:pPr>
+              <w:spacing w:after="40" w:before="0"/>
+              <w:jc w:val="left"/>
+            </w:pPr>
+            <w:r>
+              <w:rPr>
+                <w:rFonts w:ascii="Arial" w:cs="Arial" w:eastAsia="Arial" w:hAnsi="Arial"/>
+                <w:b w:val="false"/>
+                <w:bCs w:val="false"/>
+                <w:i w:val="false"/>
+                <w:iCs w:val="false"/>
+                <w:color w:val="000000"/>
+                <w:sz w:val="18"/>
+                <w:szCs w:val="18"/>
+              </w:rPr>
+              <w:t xml:space="preserve">(d) Measure the volume of gas produced over time (rate = volume in cm3 divided by time in s), and measure the loss of mass as a gas escapes.</w:t>
             </w:r>
           </w:p>
         </w:tc>
@@ -539,7 +805,7 @@
                 <w:sz w:val="22"/>
                 <w:szCs w:val="22"/>
               </w:rPr>
-              <w:t xml:space="preserve">Part 3: Catalysts and Light</w:t>
+              <w:t xml:space="preserve">Section 3: Using Evidence from the Tables</w:t>
             </w:r>
           </w:p>
         </w:tc>
@@ -573,7 +839,1291 @@
                 <w:sz w:val="18"/>
                 <w:szCs w:val="18"/>
               </w:rPr>
-              <w:t xml:space="preserve">In Lessons 6 and 7 you tested fresh liver, boiled liver and sand with hydrogen peroxide, and you tested manganese dioxide (MnO2) and light on reactions. (a) What did you observe in these tests, and what evidence showed that MnO2 is a catalyst? (b) Explain how a catalyst speeds up a reaction, and say how this is different from the way concentration and surface area work. (c) Why did boiled liver not work? (d) How does light speed up some reactions?</w:t>
+              <w:t xml:space="preserve">Here is the class-mean data from Lessons 3 and 4. All used 10 cm3 of 1.0 mol/dm3 HCl and a total thiosulfate volume of 50 cm3.</w:t>
+            </w:r>
+          </w:p>
+          <w:p>
+            <w:pPr>
+              <w:spacing w:after="40" w:before="0"/>
+              <w:jc w:val="left"/>
+            </w:pPr>
+            <w:r>
+              <w:rPr>
+                <w:rFonts w:ascii="Arial" w:cs="Arial" w:eastAsia="Arial" w:hAnsi="Arial"/>
+                <w:b/>
+                <w:bCs/>
+                <w:i w:val="false"/>
+                <w:iCs w:val="false"/>
+                <w:color w:val="000000"/>
+                <w:sz w:val="18"/>
+                <w:szCs w:val="18"/>
+              </w:rPr>
+              <w:t xml:space="preserve"/>
+            </w:r>
+          </w:p>
+          <w:p>
+            <w:pPr>
+              <w:spacing w:after="40" w:before="0"/>
+              <w:jc w:val="left"/>
+            </w:pPr>
+            <w:r>
+              <w:rPr>
+                <w:rFonts w:ascii="Arial" w:cs="Arial" w:eastAsia="Arial" w:hAnsi="Arial"/>
+                <w:b/>
+                <w:bCs/>
+                <w:i w:val="false"/>
+                <w:iCs w:val="false"/>
+                <w:color w:val="000000"/>
+                <w:sz w:val="18"/>
+                <w:szCs w:val="18"/>
+              </w:rPr>
+              <w:t xml:space="preserve">Temperature test (0.15 mol/dm3 thiosulfate):</w:t>
+            </w:r>
+          </w:p>
+          <w:p>
+            <w:pPr>
+              <w:spacing w:after="40" w:before="0"/>
+              <w:jc w:val="left"/>
+            </w:pPr>
+            <w:r>
+              <w:rPr>
+                <w:rFonts w:ascii="Arial" w:cs="Arial" w:eastAsia="Arial" w:hAnsi="Arial"/>
+                <w:b/>
+                <w:bCs/>
+                <w:i w:val="false"/>
+                <w:iCs w:val="false"/>
+                <w:color w:val="000000"/>
+                <w:sz w:val="18"/>
+                <w:szCs w:val="18"/>
+              </w:rPr>
+              <w:t xml:space="preserve"/>
+            </w:r>
+          </w:p>
+          <w:tbl>
+            <w:tblPr>
+              <w:tblW w:type="dxa" w:w="2640"/>
+              <w:tblBorders>
+                <w:top w:val="single" w:color="AAAAAA" w:sz="4"/>
+                <w:left w:val="single" w:color="AAAAAA" w:sz="4"/>
+                <w:bottom w:val="single" w:color="AAAAAA" w:sz="4"/>
+                <w:right w:val="single" w:color="AAAAAA" w:sz="4"/>
+                <w:insideH w:val="single" w:color="auto" w:sz="4"/>
+                <w:insideV w:val="single" w:color="auto" w:sz="4"/>
+              </w:tblBorders>
+              <w:tblLayout w:type="fixed"/>
+            </w:tblPr>
+            <w:tblGrid>
+              <w:gridCol w:w="880"/>
+              <w:gridCol w:w="880"/>
+              <w:gridCol w:w="880"/>
+            </w:tblGrid>
+            <w:tr>
+              <w:tc>
+                <w:tcPr>
+                  <w:tcW w:type="dxa" w:w="880"/>
+                  <w:shd w:fill="D5E8F0" w:color="auto" w:val="clear"/>
+                  <w:tcMar>
+                    <w:top w:type="dxa" w:w="60"/>
+                    <w:left w:type="dxa" w:w="120"/>
+                    <w:bottom w:type="dxa" w:w="60"/>
+                    <w:right w:type="dxa" w:w="120"/>
+                  </w:tcMar>
+                  <w:vAlign w:val="top"/>
+                </w:tcPr>
+                <w:p>
+                  <w:pPr>
+                    <w:spacing w:after="40" w:before="0"/>
+                    <w:jc w:val="left"/>
+                  </w:pPr>
+                  <w:r>
+                    <w:rPr>
+                      <w:rFonts w:ascii="Arial" w:cs="Arial" w:eastAsia="Arial" w:hAnsi="Arial"/>
+                      <w:b/>
+                      <w:bCs/>
+                      <w:i w:val="false"/>
+                      <w:iCs w:val="false"/>
+                      <w:color w:val="000000"/>
+                      <w:sz w:val="18"/>
+                      <w:szCs w:val="18"/>
+                    </w:rPr>
+                    <w:t xml:space="preserve">Temperature (C)</w:t>
+                  </w:r>
+                </w:p>
+              </w:tc>
+              <w:tc>
+                <w:tcPr>
+                  <w:tcW w:type="dxa" w:w="880"/>
+                  <w:shd w:fill="D5E8F0" w:color="auto" w:val="clear"/>
+                  <w:tcMar>
+                    <w:top w:type="dxa" w:w="60"/>
+                    <w:left w:type="dxa" w:w="120"/>
+                    <w:bottom w:type="dxa" w:w="60"/>
+                    <w:right w:type="dxa" w:w="120"/>
+                  </w:tcMar>
+                  <w:vAlign w:val="top"/>
+                </w:tcPr>
+                <w:p>
+                  <w:pPr>
+                    <w:spacing w:after="40" w:before="0"/>
+                    <w:jc w:val="left"/>
+                  </w:pPr>
+                  <w:r>
+                    <w:rPr>
+                      <w:rFonts w:ascii="Arial" w:cs="Arial" w:eastAsia="Arial" w:hAnsi="Arial"/>
+                      <w:b/>
+                      <w:bCs/>
+                      <w:i w:val="false"/>
+                      <w:iCs w:val="false"/>
+                      <w:color w:val="000000"/>
+                      <w:sz w:val="18"/>
+                      <w:szCs w:val="18"/>
+                    </w:rPr>
+                    <w:t xml:space="preserve">Time for cross to disappear (s)</w:t>
+                  </w:r>
+                </w:p>
+              </w:tc>
+              <w:tc>
+                <w:tcPr>
+                  <w:tcW w:type="dxa" w:w="880"/>
+                  <w:shd w:fill="D5E8F0" w:color="auto" w:val="clear"/>
+                  <w:tcMar>
+                    <w:top w:type="dxa" w:w="60"/>
+                    <w:left w:type="dxa" w:w="120"/>
+                    <w:bottom w:type="dxa" w:w="60"/>
+                    <w:right w:type="dxa" w:w="120"/>
+                  </w:tcMar>
+                  <w:vAlign w:val="top"/>
+                </w:tcPr>
+                <w:p>
+                  <w:pPr>
+                    <w:spacing w:after="40" w:before="0"/>
+                    <w:jc w:val="left"/>
+                  </w:pPr>
+                  <w:r>
+                    <w:rPr>
+                      <w:rFonts w:ascii="Arial" w:cs="Arial" w:eastAsia="Arial" w:hAnsi="Arial"/>
+                      <w:b/>
+                      <w:bCs/>
+                      <w:i w:val="false"/>
+                      <w:iCs w:val="false"/>
+                      <w:color w:val="000000"/>
+                      <w:sz w:val="18"/>
+                      <w:szCs w:val="18"/>
+                    </w:rPr>
+                    <w:t xml:space="preserve">Rate (x10^-3 s^-1)</w:t>
+                  </w:r>
+                </w:p>
+              </w:tc>
+            </w:tr>
+            <w:tr>
+              <w:tc>
+                <w:tcPr>
+                  <w:tcW w:type="dxa" w:w="880"/>
+                  <w:shd w:fill="FFFFFF" w:color="auto" w:val="clear"/>
+                  <w:tcMar>
+                    <w:top w:type="dxa" w:w="60"/>
+                    <w:left w:type="dxa" w:w="120"/>
+                    <w:bottom w:type="dxa" w:w="60"/>
+                    <w:right w:type="dxa" w:w="120"/>
+                  </w:tcMar>
+                  <w:vAlign w:val="top"/>
+                </w:tcPr>
+                <w:p>
+                  <w:pPr>
+                    <w:spacing w:after="40" w:before="0"/>
+                    <w:jc w:val="left"/>
+                  </w:pPr>
+                  <w:r>
+                    <w:rPr>
+                      <w:rFonts w:ascii="Arial" w:cs="Arial" w:eastAsia="Arial" w:hAnsi="Arial"/>
+                      <w:b w:val="false"/>
+                      <w:bCs w:val="false"/>
+                      <w:i w:val="false"/>
+                      <w:iCs w:val="false"/>
+                      <w:color w:val="000000"/>
+                      <w:sz w:val="18"/>
+                      <w:szCs w:val="18"/>
+                    </w:rPr>
+                    <w:t xml:space="preserve">10</w:t>
+                  </w:r>
+                </w:p>
+              </w:tc>
+              <w:tc>
+                <w:tcPr>
+                  <w:tcW w:type="dxa" w:w="880"/>
+                  <w:shd w:fill="FFFFFF" w:color="auto" w:val="clear"/>
+                  <w:tcMar>
+                    <w:top w:type="dxa" w:w="60"/>
+                    <w:left w:type="dxa" w:w="120"/>
+                    <w:bottom w:type="dxa" w:w="60"/>
+                    <w:right w:type="dxa" w:w="120"/>
+                  </w:tcMar>
+                  <w:vAlign w:val="top"/>
+                </w:tcPr>
+                <w:p>
+                  <w:pPr>
+                    <w:spacing w:after="40" w:before="0"/>
+                    <w:jc w:val="left"/>
+                  </w:pPr>
+                  <w:r>
+                    <w:rPr>
+                      <w:rFonts w:ascii="Arial" w:cs="Arial" w:eastAsia="Arial" w:hAnsi="Arial"/>
+                      <w:b w:val="false"/>
+                      <w:bCs w:val="false"/>
+                      <w:i w:val="false"/>
+                      <w:iCs w:val="false"/>
+                      <w:color w:val="000000"/>
+                      <w:sz w:val="18"/>
+                      <w:szCs w:val="18"/>
+                    </w:rPr>
+                    <w:t xml:space="preserve">270</w:t>
+                  </w:r>
+                </w:p>
+              </w:tc>
+              <w:tc>
+                <w:tcPr>
+                  <w:tcW w:type="dxa" w:w="880"/>
+                  <w:shd w:fill="FFFFFF" w:color="auto" w:val="clear"/>
+                  <w:tcMar>
+                    <w:top w:type="dxa" w:w="60"/>
+                    <w:left w:type="dxa" w:w="120"/>
+                    <w:bottom w:type="dxa" w:w="60"/>
+                    <w:right w:type="dxa" w:w="120"/>
+                  </w:tcMar>
+                  <w:vAlign w:val="top"/>
+                </w:tcPr>
+                <w:p>
+                  <w:pPr>
+                    <w:spacing w:after="40" w:before="0"/>
+                    <w:jc w:val="left"/>
+                  </w:pPr>
+                  <w:r>
+                    <w:rPr>
+                      <w:rFonts w:ascii="Arial" w:cs="Arial" w:eastAsia="Arial" w:hAnsi="Arial"/>
+                      <w:b w:val="false"/>
+                      <w:bCs w:val="false"/>
+                      <w:i w:val="false"/>
+                      <w:iCs w:val="false"/>
+                      <w:color w:val="000000"/>
+                      <w:sz w:val="18"/>
+                      <w:szCs w:val="18"/>
+                    </w:rPr>
+                    <w:t xml:space="preserve">3.7</w:t>
+                  </w:r>
+                </w:p>
+              </w:tc>
+            </w:tr>
+            <w:tr>
+              <w:tc>
+                <w:tcPr>
+                  <w:tcW w:type="dxa" w:w="880"/>
+                  <w:shd w:fill="FFFFFF" w:color="auto" w:val="clear"/>
+                  <w:tcMar>
+                    <w:top w:type="dxa" w:w="60"/>
+                    <w:left w:type="dxa" w:w="120"/>
+                    <w:bottom w:type="dxa" w:w="60"/>
+                    <w:right w:type="dxa" w:w="120"/>
+                  </w:tcMar>
+                  <w:vAlign w:val="top"/>
+                </w:tcPr>
+                <w:p>
+                  <w:pPr>
+                    <w:spacing w:after="40" w:before="0"/>
+                    <w:jc w:val="left"/>
+                  </w:pPr>
+                  <w:r>
+                    <w:rPr>
+                      <w:rFonts w:ascii="Arial" w:cs="Arial" w:eastAsia="Arial" w:hAnsi="Arial"/>
+                      <w:b w:val="false"/>
+                      <w:bCs w:val="false"/>
+                      <w:i w:val="false"/>
+                      <w:iCs w:val="false"/>
+                      <w:color w:val="000000"/>
+                      <w:sz w:val="18"/>
+                      <w:szCs w:val="18"/>
+                    </w:rPr>
+                    <w:t xml:space="preserve">25</w:t>
+                  </w:r>
+                </w:p>
+              </w:tc>
+              <w:tc>
+                <w:tcPr>
+                  <w:tcW w:type="dxa" w:w="880"/>
+                  <w:shd w:fill="FFFFFF" w:color="auto" w:val="clear"/>
+                  <w:tcMar>
+                    <w:top w:type="dxa" w:w="60"/>
+                    <w:left w:type="dxa" w:w="120"/>
+                    <w:bottom w:type="dxa" w:w="60"/>
+                    <w:right w:type="dxa" w:w="120"/>
+                  </w:tcMar>
+                  <w:vAlign w:val="top"/>
+                </w:tcPr>
+                <w:p>
+                  <w:pPr>
+                    <w:spacing w:after="40" w:before="0"/>
+                    <w:jc w:val="left"/>
+                  </w:pPr>
+                  <w:r>
+                    <w:rPr>
+                      <w:rFonts w:ascii="Arial" w:cs="Arial" w:eastAsia="Arial" w:hAnsi="Arial"/>
+                      <w:b w:val="false"/>
+                      <w:bCs w:val="false"/>
+                      <w:i w:val="false"/>
+                      <w:iCs w:val="false"/>
+                      <w:color w:val="000000"/>
+                      <w:sz w:val="18"/>
+                      <w:szCs w:val="18"/>
+                    </w:rPr>
+                    <w:t xml:space="preserve">110</w:t>
+                  </w:r>
+                </w:p>
+              </w:tc>
+              <w:tc>
+                <w:tcPr>
+                  <w:tcW w:type="dxa" w:w="880"/>
+                  <w:shd w:fill="FFFFFF" w:color="auto" w:val="clear"/>
+                  <w:tcMar>
+                    <w:top w:type="dxa" w:w="60"/>
+                    <w:left w:type="dxa" w:w="120"/>
+                    <w:bottom w:type="dxa" w:w="60"/>
+                    <w:right w:type="dxa" w:w="120"/>
+                  </w:tcMar>
+                  <w:vAlign w:val="top"/>
+                </w:tcPr>
+                <w:p>
+                  <w:pPr>
+                    <w:spacing w:after="40" w:before="0"/>
+                    <w:jc w:val="left"/>
+                  </w:pPr>
+                  <w:r>
+                    <w:rPr>
+                      <w:rFonts w:ascii="Arial" w:cs="Arial" w:eastAsia="Arial" w:hAnsi="Arial"/>
+                      <w:b w:val="false"/>
+                      <w:bCs w:val="false"/>
+                      <w:i w:val="false"/>
+                      <w:iCs w:val="false"/>
+                      <w:color w:val="000000"/>
+                      <w:sz w:val="18"/>
+                      <w:szCs w:val="18"/>
+                    </w:rPr>
+                    <w:t xml:space="preserve">9.1</w:t>
+                  </w:r>
+                </w:p>
+              </w:tc>
+            </w:tr>
+            <w:tr>
+              <w:tc>
+                <w:tcPr>
+                  <w:tcW w:type="dxa" w:w="880"/>
+                  <w:shd w:fill="FFFFFF" w:color="auto" w:val="clear"/>
+                  <w:tcMar>
+                    <w:top w:type="dxa" w:w="60"/>
+                    <w:left w:type="dxa" w:w="120"/>
+                    <w:bottom w:type="dxa" w:w="60"/>
+                    <w:right w:type="dxa" w:w="120"/>
+                  </w:tcMar>
+                  <w:vAlign w:val="top"/>
+                </w:tcPr>
+                <w:p>
+                  <w:pPr>
+                    <w:spacing w:after="40" w:before="0"/>
+                    <w:jc w:val="left"/>
+                  </w:pPr>
+                  <w:r>
+                    <w:rPr>
+                      <w:rFonts w:ascii="Arial" w:cs="Arial" w:eastAsia="Arial" w:hAnsi="Arial"/>
+                      <w:b w:val="false"/>
+                      <w:bCs w:val="false"/>
+                      <w:i w:val="false"/>
+                      <w:iCs w:val="false"/>
+                      <w:color w:val="000000"/>
+                      <w:sz w:val="18"/>
+                      <w:szCs w:val="18"/>
+                    </w:rPr>
+                    <w:t xml:space="preserve">40</w:t>
+                  </w:r>
+                </w:p>
+              </w:tc>
+              <w:tc>
+                <w:tcPr>
+                  <w:tcW w:type="dxa" w:w="880"/>
+                  <w:shd w:fill="FFFFFF" w:color="auto" w:val="clear"/>
+                  <w:tcMar>
+                    <w:top w:type="dxa" w:w="60"/>
+                    <w:left w:type="dxa" w:w="120"/>
+                    <w:bottom w:type="dxa" w:w="60"/>
+                    <w:right w:type="dxa" w:w="120"/>
+                  </w:tcMar>
+                  <w:vAlign w:val="top"/>
+                </w:tcPr>
+                <w:p>
+                  <w:pPr>
+                    <w:spacing w:after="40" w:before="0"/>
+                    <w:jc w:val="left"/>
+                  </w:pPr>
+                  <w:r>
+                    <w:rPr>
+                      <w:rFonts w:ascii="Arial" w:cs="Arial" w:eastAsia="Arial" w:hAnsi="Arial"/>
+                      <w:b w:val="false"/>
+                      <w:bCs w:val="false"/>
+                      <w:i w:val="false"/>
+                      <w:iCs w:val="false"/>
+                      <w:color w:val="000000"/>
+                      <w:sz w:val="18"/>
+                      <w:szCs w:val="18"/>
+                    </w:rPr>
+                    <w:t xml:space="preserve">52</w:t>
+                  </w:r>
+                </w:p>
+              </w:tc>
+              <w:tc>
+                <w:tcPr>
+                  <w:tcW w:type="dxa" w:w="880"/>
+                  <w:shd w:fill="FFFFFF" w:color="auto" w:val="clear"/>
+                  <w:tcMar>
+                    <w:top w:type="dxa" w:w="60"/>
+                    <w:left w:type="dxa" w:w="120"/>
+                    <w:bottom w:type="dxa" w:w="60"/>
+                    <w:right w:type="dxa" w:w="120"/>
+                  </w:tcMar>
+                  <w:vAlign w:val="top"/>
+                </w:tcPr>
+                <w:p>
+                  <w:pPr>
+                    <w:spacing w:after="40" w:before="0"/>
+                    <w:jc w:val="left"/>
+                  </w:pPr>
+                  <w:r>
+                    <w:rPr>
+                      <w:rFonts w:ascii="Arial" w:cs="Arial" w:eastAsia="Arial" w:hAnsi="Arial"/>
+                      <w:b w:val="false"/>
+                      <w:bCs w:val="false"/>
+                      <w:i w:val="false"/>
+                      <w:iCs w:val="false"/>
+                      <w:color w:val="000000"/>
+                      <w:sz w:val="18"/>
+                      <w:szCs w:val="18"/>
+                    </w:rPr>
+                    <w:t xml:space="preserve">19.2</w:t>
+                  </w:r>
+                </w:p>
+              </w:tc>
+            </w:tr>
+            <w:tr>
+              <w:tc>
+                <w:tcPr>
+                  <w:tcW w:type="dxa" w:w="880"/>
+                  <w:shd w:fill="FFFFFF" w:color="auto" w:val="clear"/>
+                  <w:tcMar>
+                    <w:top w:type="dxa" w:w="60"/>
+                    <w:left w:type="dxa" w:w="120"/>
+                    <w:bottom w:type="dxa" w:w="60"/>
+                    <w:right w:type="dxa" w:w="120"/>
+                  </w:tcMar>
+                  <w:vAlign w:val="top"/>
+                </w:tcPr>
+                <w:p>
+                  <w:pPr>
+                    <w:spacing w:after="40" w:before="0"/>
+                    <w:jc w:val="left"/>
+                  </w:pPr>
+                  <w:r>
+                    <w:rPr>
+                      <w:rFonts w:ascii="Arial" w:cs="Arial" w:eastAsia="Arial" w:hAnsi="Arial"/>
+                      <w:b w:val="false"/>
+                      <w:bCs w:val="false"/>
+                      <w:i w:val="false"/>
+                      <w:iCs w:val="false"/>
+                      <w:color w:val="000000"/>
+                      <w:sz w:val="18"/>
+                      <w:szCs w:val="18"/>
+                    </w:rPr>
+                    <w:t xml:space="preserve">55</w:t>
+                  </w:r>
+                </w:p>
+              </w:tc>
+              <w:tc>
+                <w:tcPr>
+                  <w:tcW w:type="dxa" w:w="880"/>
+                  <w:shd w:fill="FFFFFF" w:color="auto" w:val="clear"/>
+                  <w:tcMar>
+                    <w:top w:type="dxa" w:w="60"/>
+                    <w:left w:type="dxa" w:w="120"/>
+                    <w:bottom w:type="dxa" w:w="60"/>
+                    <w:right w:type="dxa" w:w="120"/>
+                  </w:tcMar>
+                  <w:vAlign w:val="top"/>
+                </w:tcPr>
+                <w:p>
+                  <w:pPr>
+                    <w:spacing w:after="40" w:before="0"/>
+                    <w:jc w:val="left"/>
+                  </w:pPr>
+                  <w:r>
+                    <w:rPr>
+                      <w:rFonts w:ascii="Arial" w:cs="Arial" w:eastAsia="Arial" w:hAnsi="Arial"/>
+                      <w:b w:val="false"/>
+                      <w:bCs w:val="false"/>
+                      <w:i w:val="false"/>
+                      <w:iCs w:val="false"/>
+                      <w:color w:val="000000"/>
+                      <w:sz w:val="18"/>
+                      <w:szCs w:val="18"/>
+                    </w:rPr>
+                    <w:t xml:space="preserve">26</w:t>
+                  </w:r>
+                </w:p>
+              </w:tc>
+              <w:tc>
+                <w:tcPr>
+                  <w:tcW w:type="dxa" w:w="880"/>
+                  <w:shd w:fill="FFFFFF" w:color="auto" w:val="clear"/>
+                  <w:tcMar>
+                    <w:top w:type="dxa" w:w="60"/>
+                    <w:left w:type="dxa" w:w="120"/>
+                    <w:bottom w:type="dxa" w:w="60"/>
+                    <w:right w:type="dxa" w:w="120"/>
+                  </w:tcMar>
+                  <w:vAlign w:val="top"/>
+                </w:tcPr>
+                <w:p>
+                  <w:pPr>
+                    <w:spacing w:after="40" w:before="0"/>
+                    <w:jc w:val="left"/>
+                  </w:pPr>
+                  <w:r>
+                    <w:rPr>
+                      <w:rFonts w:ascii="Arial" w:cs="Arial" w:eastAsia="Arial" w:hAnsi="Arial"/>
+                      <w:b w:val="false"/>
+                      <w:bCs w:val="false"/>
+                      <w:i w:val="false"/>
+                      <w:iCs w:val="false"/>
+                      <w:color w:val="000000"/>
+                      <w:sz w:val="18"/>
+                      <w:szCs w:val="18"/>
+                    </w:rPr>
+                    <w:t xml:space="preserve">38.5</w:t>
+                  </w:r>
+                </w:p>
+              </w:tc>
+            </w:tr>
+          </w:tbl>
+          <w:p>
+            <w:pPr>
+              <w:spacing w:after="60" w:before="0"/>
+              <w:jc w:val="left"/>
+            </w:pPr>
+            <w:r>
+              <w:rPr>
+                <w:rFonts w:ascii="Arial" w:cs="Arial" w:eastAsia="Arial" w:hAnsi="Arial"/>
+                <w:b w:val="false"/>
+                <w:bCs w:val="false"/>
+                <w:i w:val="false"/>
+                <w:iCs w:val="false"/>
+                <w:color w:val="000000"/>
+                <w:sz w:val="18"/>
+                <w:szCs w:val="18"/>
+              </w:rPr>
+              <w:t xml:space="preserve"/>
+            </w:r>
+          </w:p>
+          <w:p>
+            <w:pPr>
+              <w:spacing w:after="40" w:before="0"/>
+              <w:jc w:val="left"/>
+            </w:pPr>
+            <w:r>
+              <w:rPr>
+                <w:rFonts w:ascii="Arial" w:cs="Arial" w:eastAsia="Arial" w:hAnsi="Arial"/>
+                <w:b/>
+                <w:bCs/>
+                <w:i w:val="false"/>
+                <w:iCs w:val="false"/>
+                <w:color w:val="000000"/>
+                <w:sz w:val="18"/>
+                <w:szCs w:val="18"/>
+              </w:rPr>
+              <w:t xml:space="preserve"/>
+            </w:r>
+          </w:p>
+          <w:p>
+            <w:pPr>
+              <w:spacing w:after="40" w:before="0"/>
+              <w:jc w:val="left"/>
+            </w:pPr>
+            <w:r>
+              <w:rPr>
+                <w:rFonts w:ascii="Arial" w:cs="Arial" w:eastAsia="Arial" w:hAnsi="Arial"/>
+                <w:b/>
+                <w:bCs/>
+                <w:i w:val="false"/>
+                <w:iCs w:val="false"/>
+                <w:color w:val="000000"/>
+                <w:sz w:val="18"/>
+                <w:szCs w:val="18"/>
+              </w:rPr>
+              <w:t xml:space="preserve">Concentration test (all at 25 C):</w:t>
+            </w:r>
+          </w:p>
+          <w:p>
+            <w:pPr>
+              <w:spacing w:after="40" w:before="0"/>
+              <w:jc w:val="left"/>
+            </w:pPr>
+            <w:r>
+              <w:rPr>
+                <w:rFonts w:ascii="Arial" w:cs="Arial" w:eastAsia="Arial" w:hAnsi="Arial"/>
+                <w:b/>
+                <w:bCs/>
+                <w:i w:val="false"/>
+                <w:iCs w:val="false"/>
+                <w:color w:val="000000"/>
+                <w:sz w:val="18"/>
+                <w:szCs w:val="18"/>
+              </w:rPr>
+              <w:t xml:space="preserve"/>
+            </w:r>
+          </w:p>
+          <w:tbl>
+            <w:tblPr>
+              <w:tblW w:type="dxa" w:w="2640"/>
+              <w:tblBorders>
+                <w:top w:val="single" w:color="AAAAAA" w:sz="4"/>
+                <w:left w:val="single" w:color="AAAAAA" w:sz="4"/>
+                <w:bottom w:val="single" w:color="AAAAAA" w:sz="4"/>
+                <w:right w:val="single" w:color="AAAAAA" w:sz="4"/>
+                <w:insideH w:val="single" w:color="auto" w:sz="4"/>
+                <w:insideV w:val="single" w:color="auto" w:sz="4"/>
+              </w:tblBorders>
+              <w:tblLayout w:type="fixed"/>
+            </w:tblPr>
+            <w:tblGrid>
+              <w:gridCol w:w="880"/>
+              <w:gridCol w:w="880"/>
+              <w:gridCol w:w="880"/>
+            </w:tblGrid>
+            <w:tr>
+              <w:tc>
+                <w:tcPr>
+                  <w:tcW w:type="dxa" w:w="880"/>
+                  <w:shd w:fill="D5E8F0" w:color="auto" w:val="clear"/>
+                  <w:tcMar>
+                    <w:top w:type="dxa" w:w="60"/>
+                    <w:left w:type="dxa" w:w="120"/>
+                    <w:bottom w:type="dxa" w:w="60"/>
+                    <w:right w:type="dxa" w:w="120"/>
+                  </w:tcMar>
+                  <w:vAlign w:val="top"/>
+                </w:tcPr>
+                <w:p>
+                  <w:pPr>
+                    <w:spacing w:after="40" w:before="0"/>
+                    <w:jc w:val="left"/>
+                  </w:pPr>
+                  <w:r>
+                    <w:rPr>
+                      <w:rFonts w:ascii="Arial" w:cs="Arial" w:eastAsia="Arial" w:hAnsi="Arial"/>
+                      <w:b/>
+                      <w:bCs/>
+                      <w:i w:val="false"/>
+                      <w:iCs w:val="false"/>
+                      <w:color w:val="000000"/>
+                      <w:sz w:val="18"/>
+                      <w:szCs w:val="18"/>
+                    </w:rPr>
+                    <w:t xml:space="preserve">Sodium thiosulfate (mol/dm3)</w:t>
+                  </w:r>
+                </w:p>
+              </w:tc>
+              <w:tc>
+                <w:tcPr>
+                  <w:tcW w:type="dxa" w:w="880"/>
+                  <w:shd w:fill="D5E8F0" w:color="auto" w:val="clear"/>
+                  <w:tcMar>
+                    <w:top w:type="dxa" w:w="60"/>
+                    <w:left w:type="dxa" w:w="120"/>
+                    <w:bottom w:type="dxa" w:w="60"/>
+                    <w:right w:type="dxa" w:w="120"/>
+                  </w:tcMar>
+                  <w:vAlign w:val="top"/>
+                </w:tcPr>
+                <w:p>
+                  <w:pPr>
+                    <w:spacing w:after="40" w:before="0"/>
+                    <w:jc w:val="left"/>
+                  </w:pPr>
+                  <w:r>
+                    <w:rPr>
+                      <w:rFonts w:ascii="Arial" w:cs="Arial" w:eastAsia="Arial" w:hAnsi="Arial"/>
+                      <w:b/>
+                      <w:bCs/>
+                      <w:i w:val="false"/>
+                      <w:iCs w:val="false"/>
+                      <w:color w:val="000000"/>
+                      <w:sz w:val="18"/>
+                      <w:szCs w:val="18"/>
+                    </w:rPr>
+                    <w:t xml:space="preserve">Time (s)</w:t>
+                  </w:r>
+                </w:p>
+              </w:tc>
+              <w:tc>
+                <w:tcPr>
+                  <w:tcW w:type="dxa" w:w="880"/>
+                  <w:shd w:fill="D5E8F0" w:color="auto" w:val="clear"/>
+                  <w:tcMar>
+                    <w:top w:type="dxa" w:w="60"/>
+                    <w:left w:type="dxa" w:w="120"/>
+                    <w:bottom w:type="dxa" w:w="60"/>
+                    <w:right w:type="dxa" w:w="120"/>
+                  </w:tcMar>
+                  <w:vAlign w:val="top"/>
+                </w:tcPr>
+                <w:p>
+                  <w:pPr>
+                    <w:spacing w:after="40" w:before="0"/>
+                    <w:jc w:val="left"/>
+                  </w:pPr>
+                  <w:r>
+                    <w:rPr>
+                      <w:rFonts w:ascii="Arial" w:cs="Arial" w:eastAsia="Arial" w:hAnsi="Arial"/>
+                      <w:b/>
+                      <w:bCs/>
+                      <w:i w:val="false"/>
+                      <w:iCs w:val="false"/>
+                      <w:color w:val="000000"/>
+                      <w:sz w:val="18"/>
+                      <w:szCs w:val="18"/>
+                    </w:rPr>
+                    <w:t xml:space="preserve">Rate (x10^-3 s^-1)</w:t>
+                  </w:r>
+                </w:p>
+              </w:tc>
+            </w:tr>
+            <w:tr>
+              <w:tc>
+                <w:tcPr>
+                  <w:tcW w:type="dxa" w:w="880"/>
+                  <w:shd w:fill="FFFFFF" w:color="auto" w:val="clear"/>
+                  <w:tcMar>
+                    <w:top w:type="dxa" w:w="60"/>
+                    <w:left w:type="dxa" w:w="120"/>
+                    <w:bottom w:type="dxa" w:w="60"/>
+                    <w:right w:type="dxa" w:w="120"/>
+                  </w:tcMar>
+                  <w:vAlign w:val="top"/>
+                </w:tcPr>
+                <w:p>
+                  <w:pPr>
+                    <w:spacing w:after="40" w:before="0"/>
+                    <w:jc w:val="left"/>
+                  </w:pPr>
+                  <w:r>
+                    <w:rPr>
+                      <w:rFonts w:ascii="Arial" w:cs="Arial" w:eastAsia="Arial" w:hAnsi="Arial"/>
+                      <w:b w:val="false"/>
+                      <w:bCs w:val="false"/>
+                      <w:i w:val="false"/>
+                      <w:iCs w:val="false"/>
+                      <w:color w:val="000000"/>
+                      <w:sz w:val="18"/>
+                      <w:szCs w:val="18"/>
+                    </w:rPr>
+                    <w:t xml:space="preserve">0.15</w:t>
+                  </w:r>
+                </w:p>
+              </w:tc>
+              <w:tc>
+                <w:tcPr>
+                  <w:tcW w:type="dxa" w:w="880"/>
+                  <w:shd w:fill="FFFFFF" w:color="auto" w:val="clear"/>
+                  <w:tcMar>
+                    <w:top w:type="dxa" w:w="60"/>
+                    <w:left w:type="dxa" w:w="120"/>
+                    <w:bottom w:type="dxa" w:w="60"/>
+                    <w:right w:type="dxa" w:w="120"/>
+                  </w:tcMar>
+                  <w:vAlign w:val="top"/>
+                </w:tcPr>
+                <w:p>
+                  <w:pPr>
+                    <w:spacing w:after="40" w:before="0"/>
+                    <w:jc w:val="left"/>
+                  </w:pPr>
+                  <w:r>
+                    <w:rPr>
+                      <w:rFonts w:ascii="Arial" w:cs="Arial" w:eastAsia="Arial" w:hAnsi="Arial"/>
+                      <w:b w:val="false"/>
+                      <w:bCs w:val="false"/>
+                      <w:i w:val="false"/>
+                      <w:iCs w:val="false"/>
+                      <w:color w:val="000000"/>
+                      <w:sz w:val="18"/>
+                      <w:szCs w:val="18"/>
+                    </w:rPr>
+                    <w:t xml:space="preserve">110</w:t>
+                  </w:r>
+                </w:p>
+              </w:tc>
+              <w:tc>
+                <w:tcPr>
+                  <w:tcW w:type="dxa" w:w="880"/>
+                  <w:shd w:fill="FFFFFF" w:color="auto" w:val="clear"/>
+                  <w:tcMar>
+                    <w:top w:type="dxa" w:w="60"/>
+                    <w:left w:type="dxa" w:w="120"/>
+                    <w:bottom w:type="dxa" w:w="60"/>
+                    <w:right w:type="dxa" w:w="120"/>
+                  </w:tcMar>
+                  <w:vAlign w:val="top"/>
+                </w:tcPr>
+                <w:p>
+                  <w:pPr>
+                    <w:spacing w:after="40" w:before="0"/>
+                    <w:jc w:val="left"/>
+                  </w:pPr>
+                  <w:r>
+                    <w:rPr>
+                      <w:rFonts w:ascii="Arial" w:cs="Arial" w:eastAsia="Arial" w:hAnsi="Arial"/>
+                      <w:b w:val="false"/>
+                      <w:bCs w:val="false"/>
+                      <w:i w:val="false"/>
+                      <w:iCs w:val="false"/>
+                      <w:color w:val="000000"/>
+                      <w:sz w:val="18"/>
+                      <w:szCs w:val="18"/>
+                    </w:rPr>
+                    <w:t xml:space="preserve">9.1</w:t>
+                  </w:r>
+                </w:p>
+              </w:tc>
+            </w:tr>
+            <w:tr>
+              <w:tc>
+                <w:tcPr>
+                  <w:tcW w:type="dxa" w:w="880"/>
+                  <w:shd w:fill="FFFFFF" w:color="auto" w:val="clear"/>
+                  <w:tcMar>
+                    <w:top w:type="dxa" w:w="60"/>
+                    <w:left w:type="dxa" w:w="120"/>
+                    <w:bottom w:type="dxa" w:w="60"/>
+                    <w:right w:type="dxa" w:w="120"/>
+                  </w:tcMar>
+                  <w:vAlign w:val="top"/>
+                </w:tcPr>
+                <w:p>
+                  <w:pPr>
+                    <w:spacing w:after="40" w:before="0"/>
+                    <w:jc w:val="left"/>
+                  </w:pPr>
+                  <w:r>
+                    <w:rPr>
+                      <w:rFonts w:ascii="Arial" w:cs="Arial" w:eastAsia="Arial" w:hAnsi="Arial"/>
+                      <w:b w:val="false"/>
+                      <w:bCs w:val="false"/>
+                      <w:i w:val="false"/>
+                      <w:iCs w:val="false"/>
+                      <w:color w:val="000000"/>
+                      <w:sz w:val="18"/>
+                      <w:szCs w:val="18"/>
+                    </w:rPr>
+                    <w:t xml:space="preserve">0.12</w:t>
+                  </w:r>
+                </w:p>
+              </w:tc>
+              <w:tc>
+                <w:tcPr>
+                  <w:tcW w:type="dxa" w:w="880"/>
+                  <w:shd w:fill="FFFFFF" w:color="auto" w:val="clear"/>
+                  <w:tcMar>
+                    <w:top w:type="dxa" w:w="60"/>
+                    <w:left w:type="dxa" w:w="120"/>
+                    <w:bottom w:type="dxa" w:w="60"/>
+                    <w:right w:type="dxa" w:w="120"/>
+                  </w:tcMar>
+                  <w:vAlign w:val="top"/>
+                </w:tcPr>
+                <w:p>
+                  <w:pPr>
+                    <w:spacing w:after="40" w:before="0"/>
+                    <w:jc w:val="left"/>
+                  </w:pPr>
+                  <w:r>
+                    <w:rPr>
+                      <w:rFonts w:ascii="Arial" w:cs="Arial" w:eastAsia="Arial" w:hAnsi="Arial"/>
+                      <w:b w:val="false"/>
+                      <w:bCs w:val="false"/>
+                      <w:i w:val="false"/>
+                      <w:iCs w:val="false"/>
+                      <w:color w:val="000000"/>
+                      <w:sz w:val="18"/>
+                      <w:szCs w:val="18"/>
+                    </w:rPr>
+                    <w:t xml:space="preserve">138</w:t>
+                  </w:r>
+                </w:p>
+              </w:tc>
+              <w:tc>
+                <w:tcPr>
+                  <w:tcW w:type="dxa" w:w="880"/>
+                  <w:shd w:fill="FFFFFF" w:color="auto" w:val="clear"/>
+                  <w:tcMar>
+                    <w:top w:type="dxa" w:w="60"/>
+                    <w:left w:type="dxa" w:w="120"/>
+                    <w:bottom w:type="dxa" w:w="60"/>
+                    <w:right w:type="dxa" w:w="120"/>
+                  </w:tcMar>
+                  <w:vAlign w:val="top"/>
+                </w:tcPr>
+                <w:p>
+                  <w:pPr>
+                    <w:spacing w:after="40" w:before="0"/>
+                    <w:jc w:val="left"/>
+                  </w:pPr>
+                  <w:r>
+                    <w:rPr>
+                      <w:rFonts w:ascii="Arial" w:cs="Arial" w:eastAsia="Arial" w:hAnsi="Arial"/>
+                      <w:b w:val="false"/>
+                      <w:bCs w:val="false"/>
+                      <w:i w:val="false"/>
+                      <w:iCs w:val="false"/>
+                      <w:color w:val="000000"/>
+                      <w:sz w:val="18"/>
+                      <w:szCs w:val="18"/>
+                    </w:rPr>
+                    <w:t xml:space="preserve">7.2</w:t>
+                  </w:r>
+                </w:p>
+              </w:tc>
+            </w:tr>
+            <w:tr>
+              <w:tc>
+                <w:tcPr>
+                  <w:tcW w:type="dxa" w:w="880"/>
+                  <w:shd w:fill="FFFFFF" w:color="auto" w:val="clear"/>
+                  <w:tcMar>
+                    <w:top w:type="dxa" w:w="60"/>
+                    <w:left w:type="dxa" w:w="120"/>
+                    <w:bottom w:type="dxa" w:w="60"/>
+                    <w:right w:type="dxa" w:w="120"/>
+                  </w:tcMar>
+                  <w:vAlign w:val="top"/>
+                </w:tcPr>
+                <w:p>
+                  <w:pPr>
+                    <w:spacing w:after="40" w:before="0"/>
+                    <w:jc w:val="left"/>
+                  </w:pPr>
+                  <w:r>
+                    <w:rPr>
+                      <w:rFonts w:ascii="Arial" w:cs="Arial" w:eastAsia="Arial" w:hAnsi="Arial"/>
+                      <w:b w:val="false"/>
+                      <w:bCs w:val="false"/>
+                      <w:i w:val="false"/>
+                      <w:iCs w:val="false"/>
+                      <w:color w:val="000000"/>
+                      <w:sz w:val="18"/>
+                      <w:szCs w:val="18"/>
+                    </w:rPr>
+                    <w:t xml:space="preserve">0.09</w:t>
+                  </w:r>
+                </w:p>
+              </w:tc>
+              <w:tc>
+                <w:tcPr>
+                  <w:tcW w:type="dxa" w:w="880"/>
+                  <w:shd w:fill="FFFFFF" w:color="auto" w:val="clear"/>
+                  <w:tcMar>
+                    <w:top w:type="dxa" w:w="60"/>
+                    <w:left w:type="dxa" w:w="120"/>
+                    <w:bottom w:type="dxa" w:w="60"/>
+                    <w:right w:type="dxa" w:w="120"/>
+                  </w:tcMar>
+                  <w:vAlign w:val="top"/>
+                </w:tcPr>
+                <w:p>
+                  <w:pPr>
+                    <w:spacing w:after="40" w:before="0"/>
+                    <w:jc w:val="left"/>
+                  </w:pPr>
+                  <w:r>
+                    <w:rPr>
+                      <w:rFonts w:ascii="Arial" w:cs="Arial" w:eastAsia="Arial" w:hAnsi="Arial"/>
+                      <w:b w:val="false"/>
+                      <w:bCs w:val="false"/>
+                      <w:i w:val="false"/>
+                      <w:iCs w:val="false"/>
+                      <w:color w:val="000000"/>
+                      <w:sz w:val="18"/>
+                      <w:szCs w:val="18"/>
+                    </w:rPr>
+                    <w:t xml:space="preserve">183</w:t>
+                  </w:r>
+                </w:p>
+              </w:tc>
+              <w:tc>
+                <w:tcPr>
+                  <w:tcW w:type="dxa" w:w="880"/>
+                  <w:shd w:fill="FFFFFF" w:color="auto" w:val="clear"/>
+                  <w:tcMar>
+                    <w:top w:type="dxa" w:w="60"/>
+                    <w:left w:type="dxa" w:w="120"/>
+                    <w:bottom w:type="dxa" w:w="60"/>
+                    <w:right w:type="dxa" w:w="120"/>
+                  </w:tcMar>
+                  <w:vAlign w:val="top"/>
+                </w:tcPr>
+                <w:p>
+                  <w:pPr>
+                    <w:spacing w:after="40" w:before="0"/>
+                    <w:jc w:val="left"/>
+                  </w:pPr>
+                  <w:r>
+                    <w:rPr>
+                      <w:rFonts w:ascii="Arial" w:cs="Arial" w:eastAsia="Arial" w:hAnsi="Arial"/>
+                      <w:b w:val="false"/>
+                      <w:bCs w:val="false"/>
+                      <w:i w:val="false"/>
+                      <w:iCs w:val="false"/>
+                      <w:color w:val="000000"/>
+                      <w:sz w:val="18"/>
+                      <w:szCs w:val="18"/>
+                    </w:rPr>
+                    <w:t xml:space="preserve">5.5</w:t>
+                  </w:r>
+                </w:p>
+              </w:tc>
+            </w:tr>
+            <w:tr>
+              <w:tc>
+                <w:tcPr>
+                  <w:tcW w:type="dxa" w:w="880"/>
+                  <w:shd w:fill="FFFFFF" w:color="auto" w:val="clear"/>
+                  <w:tcMar>
+                    <w:top w:type="dxa" w:w="60"/>
+                    <w:left w:type="dxa" w:w="120"/>
+                    <w:bottom w:type="dxa" w:w="60"/>
+                    <w:right w:type="dxa" w:w="120"/>
+                  </w:tcMar>
+                  <w:vAlign w:val="top"/>
+                </w:tcPr>
+                <w:p>
+                  <w:pPr>
+                    <w:spacing w:after="40" w:before="0"/>
+                    <w:jc w:val="left"/>
+                  </w:pPr>
+                  <w:r>
+                    <w:rPr>
+                      <w:rFonts w:ascii="Arial" w:cs="Arial" w:eastAsia="Arial" w:hAnsi="Arial"/>
+                      <w:b w:val="false"/>
+                      <w:bCs w:val="false"/>
+                      <w:i w:val="false"/>
+                      <w:iCs w:val="false"/>
+                      <w:color w:val="000000"/>
+                      <w:sz w:val="18"/>
+                      <w:szCs w:val="18"/>
+                    </w:rPr>
+                    <w:t xml:space="preserve">0.06</w:t>
+                  </w:r>
+                </w:p>
+              </w:tc>
+              <w:tc>
+                <w:tcPr>
+                  <w:tcW w:type="dxa" w:w="880"/>
+                  <w:shd w:fill="FFFFFF" w:color="auto" w:val="clear"/>
+                  <w:tcMar>
+                    <w:top w:type="dxa" w:w="60"/>
+                    <w:left w:type="dxa" w:w="120"/>
+                    <w:bottom w:type="dxa" w:w="60"/>
+                    <w:right w:type="dxa" w:w="120"/>
+                  </w:tcMar>
+                  <w:vAlign w:val="top"/>
+                </w:tcPr>
+                <w:p>
+                  <w:pPr>
+                    <w:spacing w:after="40" w:before="0"/>
+                    <w:jc w:val="left"/>
+                  </w:pPr>
+                  <w:r>
+                    <w:rPr>
+                      <w:rFonts w:ascii="Arial" w:cs="Arial" w:eastAsia="Arial" w:hAnsi="Arial"/>
+                      <w:b w:val="false"/>
+                      <w:bCs w:val="false"/>
+                      <w:i w:val="false"/>
+                      <w:iCs w:val="false"/>
+                      <w:color w:val="000000"/>
+                      <w:sz w:val="18"/>
+                      <w:szCs w:val="18"/>
+                    </w:rPr>
+                    <w:t xml:space="preserve">275</w:t>
+                  </w:r>
+                </w:p>
+              </w:tc>
+              <w:tc>
+                <w:tcPr>
+                  <w:tcW w:type="dxa" w:w="880"/>
+                  <w:shd w:fill="FFFFFF" w:color="auto" w:val="clear"/>
+                  <w:tcMar>
+                    <w:top w:type="dxa" w:w="60"/>
+                    <w:left w:type="dxa" w:w="120"/>
+                    <w:bottom w:type="dxa" w:w="60"/>
+                    <w:right w:type="dxa" w:w="120"/>
+                  </w:tcMar>
+                  <w:vAlign w:val="top"/>
+                </w:tcPr>
+                <w:p>
+                  <w:pPr>
+                    <w:spacing w:after="40" w:before="0"/>
+                    <w:jc w:val="left"/>
+                  </w:pPr>
+                  <w:r>
+                    <w:rPr>
+                      <w:rFonts w:ascii="Arial" w:cs="Arial" w:eastAsia="Arial" w:hAnsi="Arial"/>
+                      <w:b w:val="false"/>
+                      <w:bCs w:val="false"/>
+                      <w:i w:val="false"/>
+                      <w:iCs w:val="false"/>
+                      <w:color w:val="000000"/>
+                      <w:sz w:val="18"/>
+                      <w:szCs w:val="18"/>
+                    </w:rPr>
+                    <w:t xml:space="preserve">3.6</w:t>
+                  </w:r>
+                </w:p>
+              </w:tc>
+            </w:tr>
+          </w:tbl>
+          <w:p>
+            <w:pPr>
+              <w:spacing w:after="60" w:before="0"/>
+              <w:jc w:val="left"/>
+            </w:pPr>
+            <w:r>
+              <w:rPr>
+                <w:rFonts w:ascii="Arial" w:cs="Arial" w:eastAsia="Arial" w:hAnsi="Arial"/>
+                <w:b w:val="false"/>
+                <w:bCs w:val="false"/>
+                <w:i w:val="false"/>
+                <w:iCs w:val="false"/>
+                <w:color w:val="000000"/>
+                <w:sz w:val="18"/>
+                <w:szCs w:val="18"/>
+              </w:rPr>
+              <w:t xml:space="preserve"/>
+            </w:r>
+          </w:p>
+          <w:p>
+            <w:pPr>
+              <w:spacing w:after="40" w:before="0"/>
+              <w:jc w:val="left"/>
+            </w:pPr>
+            <w:r>
+              <w:rPr>
+                <w:rFonts w:ascii="Arial" w:cs="Arial" w:eastAsia="Arial" w:hAnsi="Arial"/>
+                <w:b/>
+                <w:bCs/>
+                <w:i w:val="false"/>
+                <w:iCs w:val="false"/>
+                <w:color w:val="000000"/>
+                <w:sz w:val="18"/>
+                <w:szCs w:val="18"/>
+              </w:rPr>
+              <w:t xml:space="preserve"/>
+            </w:r>
+          </w:p>
+          <w:p>
+            <w:pPr>
+              <w:spacing w:after="40" w:before="0"/>
+              <w:jc w:val="left"/>
+            </w:pPr>
+            <w:r>
+              <w:rPr>
+                <w:rFonts w:ascii="Arial" w:cs="Arial" w:eastAsia="Arial" w:hAnsi="Arial"/>
+                <w:b/>
+                <w:bCs/>
+                <w:i w:val="false"/>
+                <w:iCs w:val="false"/>
+                <w:color w:val="000000"/>
+                <w:sz w:val="18"/>
+                <w:szCs w:val="18"/>
+              </w:rPr>
+              <w:t xml:space="preserve">(a) Describe the pattern in rate as temperature rises from 10 C to 55 C.</w:t>
+            </w:r>
+          </w:p>
+          <w:p>
+            <w:pPr>
+              <w:spacing w:after="40" w:before="0"/>
+              <w:jc w:val="left"/>
+            </w:pPr>
+            <w:r>
+              <w:rPr>
+                <w:rFonts w:ascii="Arial" w:cs="Arial" w:eastAsia="Arial" w:hAnsi="Arial"/>
+                <w:b/>
+                <w:bCs/>
+                <w:i w:val="false"/>
+                <w:iCs w:val="false"/>
+                <w:color w:val="000000"/>
+                <w:sz w:val="18"/>
+                <w:szCs w:val="18"/>
+              </w:rPr>
+              <w:t xml:space="preserve">(b) The anchor demo at 50 C took 35 s. Show whether this fits your pattern in (a).</w:t>
+            </w:r>
+          </w:p>
+          <w:p>
+            <w:pPr>
+              <w:spacing w:after="40" w:before="0"/>
+              <w:jc w:val="left"/>
+            </w:pPr>
+            <w:r>
+              <w:rPr>
+                <w:rFonts w:ascii="Arial" w:cs="Arial" w:eastAsia="Arial" w:hAnsi="Arial"/>
+                <w:b/>
+                <w:bCs/>
+                <w:i w:val="false"/>
+                <w:iCs w:val="false"/>
+                <w:color w:val="000000"/>
+                <w:sz w:val="18"/>
+                <w:szCs w:val="18"/>
+              </w:rPr>
+              <w:t xml:space="preserve">(c) Describe the pattern between concentration and rate, and use the numbers to say how rate and concentration are related.</w:t>
+            </w:r>
+          </w:p>
+          <w:p>
+            <w:pPr>
+              <w:spacing w:after="40" w:before="0"/>
+              <w:jc w:val="left"/>
+            </w:pPr>
+            <w:r>
+              <w:rPr>
+                <w:rFonts w:ascii="Arial" w:cs="Arial" w:eastAsia="Arial" w:hAnsi="Arial"/>
+                <w:b/>
+                <w:bCs/>
+                <w:i w:val="false"/>
+                <w:iCs w:val="false"/>
+                <w:color w:val="000000"/>
+                <w:sz w:val="18"/>
+                <w:szCs w:val="18"/>
+              </w:rPr>
+              <w:t xml:space="preserve">(d) Explain the concentration pattern using particles. Why does the energy of the particles not explain it?</w:t>
+            </w:r>
+          </w:p>
+          <w:p>
+            <w:pPr>
+              <w:spacing w:after="60" w:before="0"/>
+              <w:jc w:val="left"/>
+            </w:pPr>
+            <w:r>
+              <w:rPr>
+                <w:rFonts w:ascii="Arial" w:cs="Arial" w:eastAsia="Arial" w:hAnsi="Arial"/>
+                <w:b w:val="false"/>
+                <w:bCs w:val="false"/>
+                <w:i w:val="false"/>
+                <w:iCs w:val="false"/>
+                <w:color w:val="000000"/>
+                <w:sz w:val="18"/>
+                <w:szCs w:val="18"/>
+              </w:rPr>
+              <w:t xml:space="preserve"/>
             </w:r>
           </w:p>
         </w:tc>
@@ -605,7 +2155,64 @@
                 <w:sz w:val="18"/>
                 <w:szCs w:val="18"/>
               </w:rPr>
-              <w:t xml:space="preserve">(a) Fresh liver and MnO2 both caused vigorous bubbling of oxygen with hydrogen peroxide (MnO2 relit a glowing splint). Boiled liver and sand caused no reaction. The MnO2 powder was still visible on the filter paper after the reaction, so it was not used up, which is the evidence that it is a catalyst. Photosensitive paper in bright light or sunlight changed colour faster than in dim light, and paper in the dark did not change. (b) A catalyst provides an alternative reaction pathway with a lower activation energy, so at the same temperature a greater fraction of collisions has enough energy to be successful. It is not consumed. Concentration and surface area instead increase how often particles collide. (c) Liver contains the enzyme catalase, a biological catalyst. Boiling destroys its three-dimensional shape, so it can no longer speed up the reaction. (d) Light supplies energy directly to reactant particles, increasing the proportion of collisions or particles with enough energy to react, so photochemical reactions happen faster in brighter light.</w:t>
+              <w:t xml:space="preserve">(a) The rate increases as temperature rises: 3.7, 9.1, 19.2 and 38.5 x10^-3 s^-1 at 10, 25, 40 and 55 C. From 10 C to 55 C the rate rises from 3.7 to 38.5, about ten times bigger.</w:t>
+            </w:r>
+          </w:p>
+          <w:p>
+            <w:pPr>
+              <w:spacing w:after="40" w:before="0"/>
+              <w:jc w:val="left"/>
+            </w:pPr>
+            <w:r>
+              <w:rPr>
+                <w:rFonts w:ascii="Arial" w:cs="Arial" w:eastAsia="Arial" w:hAnsi="Arial"/>
+                <w:b w:val="false"/>
+                <w:bCs w:val="false"/>
+                <w:i w:val="false"/>
+                <w:iCs w:val="false"/>
+                <w:color w:val="000000"/>
+                <w:sz w:val="18"/>
+                <w:szCs w:val="18"/>
+              </w:rPr>
+              <w:t xml:space="preserve">(b) The demo time of 35 s at 50 C lies between 52 s at 40 C and 26 s at 55 C, so it fits the pattern: the higher the temperature, the shorter the time.</w:t>
+            </w:r>
+          </w:p>
+          <w:p>
+            <w:pPr>
+              <w:spacing w:after="40" w:before="0"/>
+              <w:jc w:val="left"/>
+            </w:pPr>
+            <w:r>
+              <w:rPr>
+                <w:rFonts w:ascii="Arial" w:cs="Arial" w:eastAsia="Arial" w:hAnsi="Arial"/>
+                <w:b w:val="false"/>
+                <w:bCs w:val="false"/>
+                <w:i w:val="false"/>
+                <w:iCs w:val="false"/>
+                <w:color w:val="000000"/>
+                <w:sz w:val="18"/>
+                <w:szCs w:val="18"/>
+              </w:rPr>
+              <w:t xml:space="preserve">(c) As concentration falls from 0.15 to 0.06 mol/dm3 the time rises from 110 s to 275 s and the rate falls from 9.1 to 3.6 x10^-3 s^-1. Rate divided by concentration is about 60 in every row (for example 9.1/0.15 is about 61 and 3.6/0.06 = 60), so rate is roughly proportional to concentration.</w:t>
+            </w:r>
+          </w:p>
+          <w:p>
+            <w:pPr>
+              <w:spacing w:after="40" w:before="0"/>
+              <w:jc w:val="left"/>
+            </w:pPr>
+            <w:r>
+              <w:rPr>
+                <w:rFonts w:ascii="Arial" w:cs="Arial" w:eastAsia="Arial" w:hAnsi="Arial"/>
+                <w:b w:val="false"/>
+                <w:bCs w:val="false"/>
+                <w:i w:val="false"/>
+                <w:iCs w:val="false"/>
+                <w:color w:val="000000"/>
+                <w:sz w:val="18"/>
+                <w:szCs w:val="18"/>
+              </w:rPr>
+              <w:t xml:space="preserve">(d) A higher concentration has more particles in the same volume, so particles collide more often and there are more effective collisions per second. The temperature was 25 C in every test, so the particles had the same kinetic energy and the same activation energy requirement; the energy of the particles did not change.</w:t>
             </w:r>
           </w:p>
         </w:tc>
@@ -666,7 +2273,7 @@
                 <w:sz w:val="22"/>
                 <w:szCs w:val="22"/>
               </w:rPr>
-              <w:t xml:space="preserve">Part 4: Dagaa Drying at Lake Victoria</w:t>
+              <w:t xml:space="preserve">Section 4: Surface Area, Catalysts and Light</w:t>
             </w:r>
           </w:p>
         </w:tc>
@@ -700,7 +2307,45 @@
                 <w:sz w:val="18"/>
                 <w:szCs w:val="18"/>
               </w:rPr>
-              <w:t xml:space="preserve">A fisher at Lake Victoria wants to dry dagaa and stop it from spoiling quickly. Spoilage is caused by chemical and biological reactions. (a) Choose two rate factors you studied and say how you would change each one to slow down spoilage reactions in the dagaa before it is dried, or to control the reactions. (b) Explain each choice using collision theory. (c) Give one reason why a rate factor that is helpful in one Kenyan situation may be unhelpful in another, using an example such as cooking githeri or the stomach digesting ugali.</w:t>
+              <w:t xml:space="preserve">(a) In Lesson 5, 0.5 g of marble chips (CaCO3) in 25 cm3 of 1.0 mol/dm3 HCl at 25 C gave initial rates over the first 30 s of 0.40 cm3/s for large chips, 0.93 cm3/s for small chips and 2.07 cm3/s for powder. Explain why powder gave the fastest rate, and say what happened to the final volume of CO2 for all three.</w:t>
+            </w:r>
+          </w:p>
+          <w:p>
+            <w:pPr>
+              <w:spacing w:after="40" w:before="0"/>
+              <w:jc w:val="left"/>
+            </w:pPr>
+            <w:r>
+              <w:rPr>
+                <w:rFonts w:ascii="Arial" w:cs="Arial" w:eastAsia="Arial" w:hAnsi="Arial"/>
+                <w:b/>
+                <w:bCs/>
+                <w:i w:val="false"/>
+                <w:iCs w:val="false"/>
+                <w:color w:val="000000"/>
+                <w:sz w:val="18"/>
+                <w:szCs w:val="18"/>
+              </w:rPr>
+              <w:t xml:space="preserve">(b) In Lesson 6, 10 cm3 of 3% hydrogen peroxide with detergent gave 0 cm of foam with no additive, 0 cm with sand, 0.5 cm with a boiled liver cube and 9 cm with a fresh liver cube after 30 s. Explain why fresh liver made so much foam, using the words catalyst, enzyme and activation energy. Why did the boiled liver not work well?</w:t>
+            </w:r>
+          </w:p>
+          <w:p>
+            <w:pPr>
+              <w:spacing w:after="40" w:before="0"/>
+              <w:jc w:val="left"/>
+            </w:pPr>
+            <w:r>
+              <w:rPr>
+                <w:rFonts w:ascii="Arial" w:cs="Arial" w:eastAsia="Arial" w:hAnsi="Arial"/>
+                <w:b/>
+                <w:bCs/>
+                <w:i w:val="false"/>
+                <w:iCs w:val="false"/>
+                <w:color w:val="000000"/>
+                <w:sz w:val="18"/>
+                <w:szCs w:val="18"/>
+              </w:rPr>
+              <w:t xml:space="preserve">(c) Kiprono says light is a catalyst. Do you agree? Give a reason and an example.</w:t>
             </w:r>
           </w:p>
         </w:tc>
@@ -732,7 +2377,45 @@
                 <w:sz w:val="18"/>
                 <w:szCs w:val="18"/>
               </w:rPr>
-              <w:t xml:space="preserve">(a) and (b) Temperature: keep fresh dagaa cool, for example in shade or on ice. Lower temperature means particles and enzymes have less kinetic energy, so there are fewer and less energetic collisions and fewer collisions exceed the activation energy, so spoilage reactions are slower. Surface area/exposure: spread dagaa in a thin layer so it dries quickly in sunshine and heat, because removing water lowers the concentration of reactants and the water needed for reactions, so collisions between reacting particles become less frequent. (Light and heat from sunshine also supply energy, but the main aim is drying.) Another valid choice is to lower concentration of reactants by removing water. (c) A factor that speeds up one reaction can be wanted or unwanted. Heating githeri raises temperature so the food cooks faster, which is useful, but the same higher temperature would speed up spoilage if the dagaa stayed warm and wet. In the gut, enzymes act as catalysts at body temperature to digest ugali efficiently, which is useful, but the same kind of catalyst activity in spoiling food is unwanted. So we choose to increase or decrease each factor depending on whether we want the reaction faster or slower.</w:t>
+              <w:t xml:space="preserve">(a) Powder has a much larger surface area than large chips, so more CaCO3 particles are exposed to HCl particles. There are more effective collisions per second, so CO2 is made faster and the volume-time curve is steeper. The mass of marble, the acid and the temperature were the same, so all three reach the same maximum of about 120 cm3 of CO2; surface area changes the speed, not the final amount.</w:t>
+            </w:r>
+          </w:p>
+          <w:p>
+            <w:pPr>
+              <w:spacing w:after="40" w:before="0"/>
+              <w:jc w:val="left"/>
+            </w:pPr>
+            <w:r>
+              <w:rPr>
+                <w:rFonts w:ascii="Arial" w:cs="Arial" w:eastAsia="Arial" w:hAnsi="Arial"/>
+                <w:b w:val="false"/>
+                <w:bCs w:val="false"/>
+                <w:i w:val="false"/>
+                <w:iCs w:val="false"/>
+                <w:color w:val="000000"/>
+                <w:sz w:val="18"/>
+                <w:szCs w:val="18"/>
+              </w:rPr>
+              <w:t xml:space="preserve">(b) Fresh liver contains the enzyme catalase, a biological catalyst. It gives the hydrogen peroxide reaction (2H2O2 -&gt; 2H2O + O2) an alternative pathway with a lower activation energy, so a larger fraction of collisions are effective and oxygen forms quickly, making 9 cm of foam. The liver is not used up, so it can work again. Boiling damages the enzyme, so the boiled liver gave only 0.5 cm. Sand gave 0 cm, showing that not every solid speeds up the reaction.</w:t>
+            </w:r>
+          </w:p>
+          <w:p>
+            <w:pPr>
+              <w:spacing w:after="40" w:before="0"/>
+              <w:jc w:val="left"/>
+            </w:pPr>
+            <w:r>
+              <w:rPr>
+                <w:rFonts w:ascii="Arial" w:cs="Arial" w:eastAsia="Arial" w:hAnsi="Arial"/>
+                <w:b w:val="false"/>
+                <w:bCs w:val="false"/>
+                <w:i w:val="false"/>
+                <w:iCs w:val="false"/>
+                <w:color w:val="000000"/>
+                <w:sz w:val="18"/>
+                <w:szCs w:val="18"/>
+              </w:rPr>
+              <w:t xml:space="preserve">(c) I disagree. Light is a source of energy for some reactions, such as photosynthesis in plant leaves; it supplies energy, whereas a catalyst provides an alternative pathway with lower activation energy and is not used up.</w:t>
             </w:r>
           </w:p>
         </w:tc>
@@ -793,7 +2476,7 @@
                 <w:sz w:val="22"/>
                 <w:szCs w:val="22"/>
               </w:rPr>
-              <w:t xml:space="preserve">Part 5: Closing the Case</w:t>
+              <w:t xml:space="preserve">Section 5: Solve a Kenyan Problem and Reflect on Your Model</w:t>
             </w:r>
           </w:p>
         </w:tc>
@@ -827,7 +2510,102 @@
                 <w:sz w:val="18"/>
                 <w:szCs w:val="18"/>
               </w:rPr>
-              <w:t xml:space="preserve">Write a final answer to our driving question: Why do some chemical reactions happen in a flash while others take days, and how can we control the speed of reactions to make life in Kenya safer, healthier and more productive? In your answer, (a) name all the rate factors we studied and say what each changes at the particle level, and (b) give two examples from Kenyan life where controlling reaction speed is useful.</w:t>
+              <w:t xml:space="preserve">A trader in Kisumu finds that her fresh fish from Lake Victoria spoils within hours. A farmer in Kericho wants to speed up composting of tea waste.</w:t>
+            </w:r>
+          </w:p>
+          <w:p>
+            <w:pPr>
+              <w:spacing w:after="40" w:before="0"/>
+              <w:jc w:val="left"/>
+            </w:pPr>
+            <w:r>
+              <w:rPr>
+                <w:rFonts w:ascii="Arial" w:cs="Arial" w:eastAsia="Arial" w:hAnsi="Arial"/>
+                <w:b/>
+                <w:bCs/>
+                <w:i w:val="false"/>
+                <w:iCs w:val="false"/>
+                <w:color w:val="000000"/>
+                <w:sz w:val="18"/>
+                <w:szCs w:val="18"/>
+              </w:rPr>
+              <w:t xml:space="preserve">(a) For the fish trader, choose one way to slow down spoilage reactions. Explain, using particles and collisions, why it works.</w:t>
+            </w:r>
+          </w:p>
+          <w:p>
+            <w:pPr>
+              <w:spacing w:after="40" w:before="0"/>
+              <w:jc w:val="left"/>
+            </w:pPr>
+            <w:r>
+              <w:rPr>
+                <w:rFonts w:ascii="Arial" w:cs="Arial" w:eastAsia="Arial" w:hAnsi="Arial"/>
+                <w:b/>
+                <w:bCs/>
+                <w:i w:val="false"/>
+                <w:iCs w:val="false"/>
+                <w:color w:val="000000"/>
+                <w:sz w:val="18"/>
+                <w:szCs w:val="18"/>
+              </w:rPr>
+              <w:t xml:space="preserve">(b) For the Kericho farmer, choose one factor to change to speed up composting. Say how you would change it and explain why it works.</w:t>
+            </w:r>
+          </w:p>
+          <w:p>
+            <w:pPr>
+              <w:spacing w:after="40" w:before="0"/>
+              <w:jc w:val="left"/>
+            </w:pPr>
+            <w:r>
+              <w:rPr>
+                <w:rFonts w:ascii="Arial" w:cs="Arial" w:eastAsia="Arial" w:hAnsi="Arial"/>
+                <w:b/>
+                <w:bCs/>
+                <w:i w:val="false"/>
+                <w:iCs w:val="false"/>
+                <w:color w:val="000000"/>
+                <w:sz w:val="18"/>
+                <w:szCs w:val="18"/>
+              </w:rPr>
+              <w:t xml:space="preserve">(c) Use the idea of an optimum to explain why the enzyme amylase in your body works best near 37 C and pH 7, and what you would expect if conditions were far from this.</w:t>
+            </w:r>
+          </w:p>
+          <w:p>
+            <w:pPr>
+              <w:spacing w:after="40" w:before="0"/>
+              <w:jc w:val="left"/>
+            </w:pPr>
+            <w:r>
+              <w:rPr>
+                <w:rFonts w:ascii="Arial" w:cs="Arial" w:eastAsia="Arial" w:hAnsi="Arial"/>
+                <w:b/>
+                <w:bCs/>
+                <w:i w:val="false"/>
+                <w:iCs w:val="false"/>
+                <w:color w:val="000000"/>
+                <w:sz w:val="18"/>
+                <w:szCs w:val="18"/>
+              </w:rPr>
+              <w:t xml:space="preserve">(d) Describe how your particle model has changed since Lesson 1, and state one DQB question that is now answered.</w:t>
+            </w:r>
+          </w:p>
+          <w:p>
+            <w:pPr>
+              <w:spacing w:after="40" w:before="0"/>
+              <w:jc w:val="left"/>
+            </w:pPr>
+            <w:r>
+              <w:rPr>
+                <w:rFonts w:ascii="Arial" w:cs="Arial" w:eastAsia="Arial" w:hAnsi="Arial"/>
+                <w:b/>
+                <w:bCs/>
+                <w:i w:val="false"/>
+                <w:iCs w:val="false"/>
+                <w:color w:val="000000"/>
+                <w:sz w:val="18"/>
+                <w:szCs w:val="18"/>
+              </w:rPr>
+              <w:t xml:space="preserve">(e) Write one sentence of advice for your community about controlling reaction rates, and name a career that uses this knowledge.</w:t>
             </w:r>
           </w:p>
         </w:tc>
@@ -859,7 +2637,83 @@
                 <w:sz w:val="18"/>
                 <w:szCs w:val="18"/>
               </w:rPr>
-              <w:t xml:space="preserve">(a) Reaction speed depends on how many particle collisions are successful each second. Temperature increases both how often particles collide and how much energy they have, so more collisions exceed the activation energy. Concentration increases the number of particles per unit volume, so collisions are more frequent. Surface area (for solids) exposes more particles, so collisions are more frequent. Catalysts, including enzymes, lower the activation energy, so more collisions are successful without being used up. Light supplies energy to reactant particles in some reactions, so more collisions are successful. Reactions that happen in a flash have many successful collisions each second; slow ones, such as rusting of mabati roofs, have very few. (b) Examples: grinding maize at the posho mill or crushing charcoal for the jiko increases surface area and speeds up reactions; enzymes in the gut digest ugali and githeri at body temperature; keeping food cool, or drying dagaa, slows spoilage; and fertiliser made with an iron catalyst helps Kenyan farmers grow more food. By understanding and controlling temperature, concentration, surface area, catalysts and light, we can speed up helpful reactions and slow down harmful ones, so life is safer, healthier and more productive. The disappearing cross showed this: the same chemicals reacted at different speeds because warm particles collided more often and with more energy.</w:t>
+              <w:t xml:space="preserve">(a) Cool the fish, for example by keeping it in a fridge at 4 C or on ice, or dry and salt it. Cooling gives the particles less kinetic energy, so they collide less often and with less energy. Fewer collisions reach the activation energy, so fewer collisions are effective per second and the spoilage reactions are slower. (Drying and salting remove the water needed for spoilage reactions.) Fish keeps longer.</w:t>
+            </w:r>
+          </w:p>
+          <w:p>
+            <w:pPr>
+              <w:spacing w:after="40" w:before="0"/>
+              <w:jc w:val="left"/>
+            </w:pPr>
+            <w:r>
+              <w:rPr>
+                <w:rFonts w:ascii="Arial" w:cs="Arial" w:eastAsia="Arial" w:hAnsi="Arial"/>
+                <w:b w:val="false"/>
+                <w:bCs w:val="false"/>
+                <w:i w:val="false"/>
+                <w:iCs w:val="false"/>
+                <w:color w:val="000000"/>
+                <w:sz w:val="18"/>
+                <w:szCs w:val="18"/>
+              </w:rPr>
+              <w:t xml:space="preserve">(b) Increase the surface area by chopping the tea waste into small pieces, or raise the temperature by keeping the compost warm. Smaller pieces expose more particles, so there are more effective collisions per second and the rate rises. Warmth gives particles more kinetic energy, so more collisions are effective.</w:t>
+            </w:r>
+          </w:p>
+          <w:p>
+            <w:pPr>
+              <w:spacing w:after="40" w:before="0"/>
+              <w:jc w:val="left"/>
+            </w:pPr>
+            <w:r>
+              <w:rPr>
+                <w:rFonts w:ascii="Arial" w:cs="Arial" w:eastAsia="Arial" w:hAnsi="Arial"/>
+                <w:b w:val="false"/>
+                <w:bCs w:val="false"/>
+                <w:i w:val="false"/>
+                <w:iCs w:val="false"/>
+                <w:color w:val="000000"/>
+                <w:sz w:val="18"/>
+                <w:szCs w:val="18"/>
+              </w:rPr>
+              <w:t xml:space="preserve">(c) Enzymes work best at an optimum temperature and pH where their shape suits the reaction. Amylase works best near 37 C and pH 7. Far from these conditions the enzyme's shape is damaged, as with boiled liver, so it works slowly or not at all.</w:t>
+            </w:r>
+          </w:p>
+          <w:p>
+            <w:pPr>
+              <w:spacing w:after="40" w:before="0"/>
+              <w:jc w:val="left"/>
+            </w:pPr>
+            <w:r>
+              <w:rPr>
+                <w:rFonts w:ascii="Arial" w:cs="Arial" w:eastAsia="Arial" w:hAnsi="Arial"/>
+                <w:b w:val="false"/>
+                <w:bCs w:val="false"/>
+                <w:i w:val="false"/>
+                <w:iCs w:val="false"/>
+                <w:color w:val="000000"/>
+                <w:sz w:val="18"/>
+                <w:szCs w:val="18"/>
+              </w:rPr>
+              <w:t xml:space="preserve">(d) At the start I only had a first sketch of particles and could not say why warm Beaker B was faster. Now my model says rate depends on the number of effective collisions per second, and temperature, concentration, surface area and catalysts each change this. Answered DQB question: Why was Beaker B faster than Beaker A? Because at 50 C particles have more kinetic energy, collide more often and with more energy, so more collisions have at least the activation energy.</w:t>
+            </w:r>
+          </w:p>
+          <w:p>
+            <w:pPr>
+              <w:spacing w:after="40" w:before="0"/>
+              <w:jc w:val="left"/>
+            </w:pPr>
+            <w:r>
+              <w:rPr>
+                <w:rFonts w:ascii="Arial" w:cs="Arial" w:eastAsia="Arial" w:hAnsi="Arial"/>
+                <w:b w:val="false"/>
+                <w:bCs w:val="false"/>
+                <w:i w:val="false"/>
+                <w:iCs w:val="false"/>
+                <w:color w:val="000000"/>
+                <w:sz w:val="18"/>
+                <w:szCs w:val="18"/>
+              </w:rPr>
+              <w:t xml:space="preserve">(e) Advice: keep food cool, dry or salted to make it last longer, because slowing reactions slows spoilage. A career: a KEMRI biochemist.</w:t>
             </w:r>
           </w:p>
         </w:tc>
@@ -1086,7 +2940,7 @@
                 <w:sz w:val="18"/>
                 <w:szCs w:val="18"/>
               </w:rPr>
-              <w:t xml:space="preserve">Use of collision theory and particle ideas</w:t>
+              <w:t xml:space="preserve">Claim, evidence and reasoning for the anchor phenomenon</w:t>
             </w:r>
           </w:p>
         </w:tc>
@@ -1118,7 +2972,7 @@
                 <w:sz w:val="18"/>
                 <w:szCs w:val="18"/>
               </w:rPr>
-              <w:t xml:space="preserve">Consistently explains rate differences using collision frequency, collision energy and activation energy, with clear labelled particle sketches.</w:t>
+              <w:t xml:space="preserve">Gives a clear claim, uses exact data (35 s, 270 s, 7.7 times, rates 28.6 and 3.7 x10^-3 s^-1) and links more kinetic energy, more frequent and energetic collisions, and activation energy to more effective collisions per second.</w:t>
             </w:r>
           </w:p>
         </w:tc>
@@ -1150,7 +3004,7 @@
                 <w:sz w:val="18"/>
                 <w:szCs w:val="18"/>
               </w:rPr>
-              <w:t xml:space="preserve">Uses collision ideas correctly in most answers but may omit energy or activation energy, or sketches lack some labels.</w:t>
+              <w:t xml:space="preserve">Gives a claim and uses most of the data, with reasoning that mentions collisions and energy but may leave out activation energy or effective collisions.</w:t>
             </w:r>
           </w:p>
         </w:tc>
@@ -1182,7 +3036,7 @@
                 <w:sz w:val="18"/>
                 <w:szCs w:val="18"/>
               </w:rPr>
-              <w:t xml:space="preserve">Gives descriptions of what happened with little or no particle-level explanation, or confuses speed and number of particles.</w:t>
+              <w:t xml:space="preserve">Claim is vague or reasoning says only that particles move faster or that the reaction is hotter; little or no data is used.</w:t>
             </w:r>
           </w:p>
         </w:tc>
@@ -1216,7 +3070,7 @@
                 <w:sz w:val="18"/>
                 <w:szCs w:val="18"/>
               </w:rPr>
-              <w:t xml:space="preserve">Use of evidence from the lessons</w:t>
+              <w:t xml:space="preserve">Fair testing and use of rate = 1/t</w:t>
             </w:r>
           </w:p>
         </w:tc>
@@ -1248,7 +3102,7 @@
                 <w:sz w:val="18"/>
                 <w:szCs w:val="18"/>
               </w:rPr>
-              <w:t xml:space="preserve">Accurately uses observations from the thiosulfate cross, concentration, marble and catalyst experiments, including the 30-40 second and several-minute results.</w:t>
+              <w:t xml:space="preserve">Names independent, dependent and control variables correctly, explains why changing several things is unfair, and correctly explains rate = 1/t.</w:t>
             </w:r>
           </w:p>
         </w:tc>
@@ -1280,7 +3134,7 @@
                 <w:sz w:val="18"/>
                 <w:szCs w:val="18"/>
               </w:rPr>
-              <w:t xml:space="preserve">Refers to most experiments with mostly accurate details.</w:t>
+              <w:t xml:space="preserve">Names most variables and gives a basic reason for fairness; rate = 1/t is used correctly with small gaps in the explanation.</w:t>
             </w:r>
           </w:p>
         </w:tc>
@@ -1312,7 +3166,7 @@
                 <w:sz w:val="18"/>
                 <w:szCs w:val="18"/>
               </w:rPr>
-              <w:t xml:space="preserve">Gives few or inaccurate references to the class experiments.</w:t>
+              <w:t xml:space="preserve">Confuses variables or does not show why the plan is unfair; rate and time are mixed up.</w:t>
             </w:r>
           </w:p>
         </w:tc>
@@ -1346,7 +3200,7 @@
                 <w:sz w:val="18"/>
                 <w:szCs w:val="18"/>
               </w:rPr>
-              <w:t xml:space="preserve">Distinguishing between rate factors</w:t>
+              <w:t xml:space="preserve">Interpreting data tables</w:t>
             </w:r>
           </w:p>
         </w:tc>
@@ -1378,7 +3232,7 @@
                 <w:sz w:val="18"/>
                 <w:szCs w:val="18"/>
               </w:rPr>
-              <w:t xml:space="preserve">Clearly separates how temperature, concentration, surface area, catalysts and light each work, including that surface area changes rate but not total product and that catalysts are not consumed.</w:t>
+              <w:t xml:space="preserve">Describes trends accurately with numbers, checks that 35 s fits between 52 s and 26 s, and shows rate roughly proportional to concentration (about 60).</w:t>
             </w:r>
           </w:p>
         </w:tc>
@@ -1410,7 +3264,7 @@
                 <w:sz w:val="18"/>
                 <w:szCs w:val="18"/>
               </w:rPr>
-              <w:t xml:space="preserve">Explains most factors correctly but with some overlap or missing detail.</w:t>
+              <w:t xml:space="preserve">Describes trends correctly but with few numbers or without testing proportionality or the 35 s link.</w:t>
             </w:r>
           </w:p>
         </w:tc>
@@ -1442,7 +3296,7 @@
                 <w:sz w:val="18"/>
                 <w:szCs w:val="18"/>
               </w:rPr>
-              <w:t xml:space="preserve">Treats the factors as the same or makes incorrect statements about them.</w:t>
+              <w:t xml:space="preserve">Misreads the tables or states trends without evidence.</w:t>
             </w:r>
           </w:p>
         </w:tc>
@@ -1476,7 +3330,7 @@
                 <w:sz w:val="18"/>
                 <w:szCs w:val="18"/>
               </w:rPr>
-              <w:t xml:space="preserve">Application to Kenyan contexts</w:t>
+              <w:t xml:space="preserve">Understanding of surface area, catalysts and light</w:t>
             </w:r>
           </w:p>
         </w:tc>
@@ -1508,7 +3362,7 @@
                 <w:sz w:val="18"/>
                 <w:szCs w:val="18"/>
               </w:rPr>
-              <w:t xml:space="preserve">Applies the model accurately and creatively to dagaa drying, githeri, ugali digestion, posho milling or similar, and recognises that factors can be helpful or unhelpful.</w:t>
+              <w:t xml:space="preserve">Explains surface area, catalysts (lower activation energy, not used up, enzyme) and light correctly, and states that factors change speed, not the final amount.</w:t>
             </w:r>
           </w:p>
         </w:tc>
@@ -1540,7 +3394,7 @@
                 <w:sz w:val="18"/>
                 <w:szCs w:val="18"/>
               </w:rPr>
-              <w:t xml:space="preserve">Gives relevant Kenyan examples with a reasonable explanation.</w:t>
+              <w:t xml:space="preserve">Explains most factors correctly with small gaps, such as missing activation energy or the final amount.</w:t>
             </w:r>
           </w:p>
         </w:tc>
@@ -1572,7 +3426,7 @@
                 <w:sz w:val="18"/>
                 <w:szCs w:val="18"/>
               </w:rPr>
-              <w:t xml:space="preserve">Examples are missing, unclear or not linked to the science.</w:t>
+              <w:t xml:space="preserve">Mixes up catalysts and light or gives no particle explanation.</w:t>
             </w:r>
           </w:p>
         </w:tc>
@@ -1606,7 +3460,7 @@
                 <w:sz w:val="18"/>
                 <w:szCs w:val="18"/>
               </w:rPr>
-              <w:t xml:space="preserve">Scientific communication</w:t>
+              <w:t xml:space="preserve">Applying the model to Kenyan contexts and reflecting</w:t>
             </w:r>
           </w:p>
         </w:tc>
@@ -1638,7 +3492,7 @@
                 <w:sz w:val="18"/>
                 <w:szCs w:val="18"/>
               </w:rPr>
-              <w:t xml:space="preserve">Writes clear, well-organised answers using correct terms such as rate, activation energy, catalyst and enzyme.</w:t>
+              <w:t xml:space="preserve">Chooses suitable factors for the fish and compost problems, explains them with collision theory, links to optimum conditions for enzymes, and clearly compares the model with Lesson 1.</w:t>
             </w:r>
           </w:p>
         </w:tc>
@@ -1670,7 +3524,7 @@
                 <w:sz w:val="18"/>
                 <w:szCs w:val="18"/>
               </w:rPr>
-              <w:t xml:space="preserve">Writes understandable answers with mostly correct vocabulary.</w:t>
+              <w:t xml:space="preserve">Suggests suitable actions with partial particle explanations and a general reflection.</w:t>
             </w:r>
           </w:p>
         </w:tc>
@@ -1702,7 +3556,7 @@
                 <w:sz w:val="18"/>
                 <w:szCs w:val="18"/>
               </w:rPr>
-              <w:t xml:space="preserve">Answers are unclear or use few scientific terms.</w:t>
+              <w:t xml:space="preserve">Gives actions without reasons, or no reflection on how the model changed.</w:t>
             </w:r>
           </w:p>
         </w:tc>
@@ -1826,7 +3680,7 @@
         </w:rPr>
         <w:t xml:space="preserve">© 2026 SeaVuria and ARES. This work is licensed under a </w:t>
       </w:r>
-      <w:hyperlink w:history="1" r:id="rIdvzkt3pgdpzx9rapnaqfhe">
+      <w:hyperlink w:history="1" r:id="rIdxxc5erifbjloxnhzvoubh">
         <w:r>
           <w:rPr>
             <w:rFonts w:ascii="Arial" w:cs="Arial" w:eastAsia="Arial" w:hAnsi="Arial"/>
@@ -1846,7 +3700,7 @@
         </w:rPr>
         <w:t xml:space="preserve"> (</w:t>
       </w:r>
-      <w:hyperlink w:history="1" r:id="rIdabgmuaojjq2kjymuhux2t">
+      <w:hyperlink w:history="1" r:id="rIdsdvs_d9usk_yyuyscslcz">
         <w:r>
           <w:rPr>
             <w:rFonts w:ascii="Arial" w:cs="Arial" w:eastAsia="Arial" w:hAnsi="Arial"/>
@@ -1866,7 +3720,7 @@
         </w:rPr>
         <w:t xml:space="preserve">). To view a copy of this license, visit </w:t>
       </w:r>
-      <w:hyperlink w:history="1" r:id="rIduduenbtd188lxjk-hr9f6">
+      <w:hyperlink w:history="1" r:id="rIdog2p49srfcihbkk675etk">
         <w:r>
           <w:rPr>
             <w:rFonts w:ascii="Arial" w:cs="Arial" w:eastAsia="Arial" w:hAnsi="Arial"/>

--- a/data/outputs/v2/General_Science/SS2.5_Rates_of_Reactions/General_Science_Rates_of_Reactions_FinalExplanation_TeacherKey.docx
+++ b/data/outputs/v2/General_Science/SS2.5_Rates_of_Reactions/General_Science_Rates_of_Reactions_FinalExplanation_TeacherKey.docx
@@ -4,6 +4,7 @@
   <w:body>
     <w:p>
       <w:pPr>
+        <w:keepNext w:val="false"/>
         <w:spacing w:after="30" w:before="0"/>
         <w:jc w:val="center"/>
       </w:pPr>
@@ -23,6 +24,7 @@
     </w:p>
     <w:p>
       <w:pPr>
+        <w:keepNext w:val="false"/>
         <w:spacing w:after="60" w:before="0"/>
         <w:jc w:val="center"/>
       </w:pPr>
@@ -81,6 +83,7 @@
           </w:tcPr>
           <w:p>
             <w:pPr>
+              <w:keepNext w:val="false"/>
               <w:spacing w:after="40" w:before="0"/>
               <w:jc w:val="center"/>
             </w:pPr>
@@ -116,6 +119,7 @@
           </w:tcPr>
           <w:p>
             <w:pPr>
+              <w:keepNext w:val="false"/>
               <w:spacing w:after="40" w:before="0"/>
               <w:jc w:val="center"/>
             </w:pPr>
@@ -176,6 +180,7 @@
           </w:tcPr>
           <w:p>
             <w:pPr>
+              <w:keepNext w:val="false"/>
               <w:spacing w:after="40" w:before="0"/>
               <w:jc w:val="center"/>
             </w:pPr>
@@ -210,6 +215,7 @@
           </w:tcPr>
           <w:p>
             <w:pPr>
+              <w:keepNext w:val="false"/>
               <w:spacing w:after="40" w:before="0"/>
               <w:jc w:val="left"/>
             </w:pPr>
@@ -271,6 +277,7 @@
           </w:tcPr>
           <w:p>
             <w:pPr>
+              <w:keepNext/>
               <w:spacing w:after="40" w:before="0"/>
               <w:jc w:val="center"/>
             </w:pPr>
@@ -305,6 +312,7 @@
           </w:tcPr>
           <w:p>
             <w:pPr>
+              <w:keepNext w:val="false"/>
               <w:spacing w:after="40" w:before="0"/>
               <w:jc w:val="left"/>
             </w:pPr>
@@ -324,6 +332,7 @@
           </w:p>
           <w:p>
             <w:pPr>
+              <w:keepNext w:val="false"/>
               <w:spacing w:after="40" w:before="0"/>
               <w:jc w:val="left"/>
             </w:pPr>
@@ -343,6 +352,7 @@
           </w:p>
           <w:p>
             <w:pPr>
+              <w:keepNext w:val="false"/>
               <w:spacing w:after="40" w:before="0"/>
               <w:jc w:val="left"/>
             </w:pPr>
@@ -362,6 +372,7 @@
           </w:p>
           <w:p>
             <w:pPr>
+              <w:keepNext w:val="false"/>
               <w:spacing w:after="40" w:before="0"/>
               <w:jc w:val="left"/>
             </w:pPr>
@@ -381,6 +392,7 @@
           </w:p>
           <w:p>
             <w:pPr>
+              <w:keepNext w:val="false"/>
               <w:spacing w:after="40" w:before="0"/>
               <w:jc w:val="left"/>
             </w:pPr>
@@ -413,6 +425,7 @@
           </w:tcPr>
           <w:p>
             <w:pPr>
+              <w:keepNext w:val="false"/>
               <w:spacing w:after="40" w:before="0"/>
               <w:jc w:val="left"/>
             </w:pPr>
@@ -432,6 +445,7 @@
           </w:p>
           <w:p>
             <w:pPr>
+              <w:keepNext w:val="false"/>
               <w:spacing w:after="40" w:before="0"/>
               <w:jc w:val="left"/>
             </w:pPr>
@@ -451,6 +465,7 @@
           </w:p>
           <w:p>
             <w:pPr>
+              <w:keepNext w:val="false"/>
               <w:spacing w:after="40" w:before="0"/>
               <w:jc w:val="left"/>
             </w:pPr>
@@ -470,6 +485,7 @@
           </w:p>
           <w:p>
             <w:pPr>
+              <w:keepNext w:val="false"/>
               <w:spacing w:after="40" w:before="0"/>
               <w:jc w:val="left"/>
             </w:pPr>
@@ -531,6 +547,7 @@
           </w:tcPr>
           <w:p>
             <w:pPr>
+              <w:keepNext/>
               <w:spacing w:after="40" w:before="0"/>
               <w:jc w:val="center"/>
             </w:pPr>
@@ -565,6 +582,7 @@
           </w:tcPr>
           <w:p>
             <w:pPr>
+              <w:keepNext w:val="false"/>
               <w:spacing w:after="40" w:before="0"/>
               <w:jc w:val="left"/>
             </w:pPr>
@@ -584,6 +602,7 @@
           </w:p>
           <w:p>
             <w:pPr>
+              <w:keepNext w:val="false"/>
               <w:spacing w:after="40" w:before="0"/>
               <w:jc w:val="left"/>
             </w:pPr>
@@ -603,6 +622,7 @@
           </w:p>
           <w:p>
             <w:pPr>
+              <w:keepNext w:val="false"/>
               <w:spacing w:after="40" w:before="0"/>
               <w:jc w:val="left"/>
             </w:pPr>
@@ -622,6 +642,7 @@
           </w:p>
           <w:p>
             <w:pPr>
+              <w:keepNext w:val="false"/>
               <w:spacing w:after="40" w:before="0"/>
               <w:jc w:val="left"/>
             </w:pPr>
@@ -641,6 +662,7 @@
           </w:p>
           <w:p>
             <w:pPr>
+              <w:keepNext w:val="false"/>
               <w:spacing w:after="40" w:before="0"/>
               <w:jc w:val="left"/>
             </w:pPr>
@@ -673,6 +695,7 @@
           </w:tcPr>
           <w:p>
             <w:pPr>
+              <w:keepNext w:val="false"/>
               <w:spacing w:after="40" w:before="0"/>
               <w:jc w:val="left"/>
             </w:pPr>
@@ -692,6 +715,7 @@
           </w:p>
           <w:p>
             <w:pPr>
+              <w:keepNext w:val="false"/>
               <w:spacing w:after="40" w:before="0"/>
               <w:jc w:val="left"/>
             </w:pPr>
@@ -711,6 +735,7 @@
           </w:p>
           <w:p>
             <w:pPr>
+              <w:keepNext w:val="false"/>
               <w:spacing w:after="40" w:before="0"/>
               <w:jc w:val="left"/>
             </w:pPr>
@@ -730,6 +755,7 @@
           </w:p>
           <w:p>
             <w:pPr>
+              <w:keepNext w:val="false"/>
               <w:spacing w:after="40" w:before="0"/>
               <w:jc w:val="left"/>
             </w:pPr>
@@ -791,6 +817,7 @@
           </w:tcPr>
           <w:p>
             <w:pPr>
+              <w:keepNext/>
               <w:spacing w:after="40" w:before="0"/>
               <w:jc w:val="center"/>
             </w:pPr>
@@ -825,6 +852,7 @@
           </w:tcPr>
           <w:p>
             <w:pPr>
+              <w:keepNext w:val="false"/>
               <w:spacing w:after="40" w:before="0"/>
               <w:jc w:val="left"/>
             </w:pPr>
@@ -844,6 +872,7 @@
           </w:p>
           <w:p>
             <w:pPr>
+              <w:keepNext w:val="false"/>
               <w:spacing w:after="40" w:before="0"/>
               <w:jc w:val="left"/>
             </w:pPr>
@@ -863,6 +892,7 @@
           </w:p>
           <w:p>
             <w:pPr>
+              <w:keepNext w:val="false"/>
               <w:spacing w:after="40" w:before="0"/>
               <w:jc w:val="left"/>
             </w:pPr>
@@ -882,6 +912,7 @@
           </w:p>
           <w:p>
             <w:pPr>
+              <w:keepNext w:val="false"/>
               <w:spacing w:after="40" w:before="0"/>
               <w:jc w:val="left"/>
             </w:pPr>
@@ -932,6 +963,7 @@
                 </w:tcPr>
                 <w:p>
                   <w:pPr>
+                    <w:keepNext w:val="false"/>
                     <w:spacing w:after="40" w:before="0"/>
                     <w:jc w:val="left"/>
                   </w:pPr>
@@ -964,6 +996,7 @@
                 </w:tcPr>
                 <w:p>
                   <w:pPr>
+                    <w:keepNext w:val="false"/>
                     <w:spacing w:after="40" w:before="0"/>
                     <w:jc w:val="left"/>
                   </w:pPr>
@@ -996,6 +1029,7 @@
                 </w:tcPr>
                 <w:p>
                   <w:pPr>
+                    <w:keepNext w:val="false"/>
                     <w:spacing w:after="40" w:before="0"/>
                     <w:jc w:val="left"/>
                   </w:pPr>
@@ -1030,6 +1064,7 @@
                 </w:tcPr>
                 <w:p>
                   <w:pPr>
+                    <w:keepNext w:val="false"/>
                     <w:spacing w:after="40" w:before="0"/>
                     <w:jc w:val="left"/>
                   </w:pPr>
@@ -1062,6 +1097,7 @@
                 </w:tcPr>
                 <w:p>
                   <w:pPr>
+                    <w:keepNext w:val="false"/>
                     <w:spacing w:after="40" w:before="0"/>
                     <w:jc w:val="left"/>
                   </w:pPr>
@@ -1094,6 +1130,7 @@
                 </w:tcPr>
                 <w:p>
                   <w:pPr>
+                    <w:keepNext w:val="false"/>
                     <w:spacing w:after="40" w:before="0"/>
                     <w:jc w:val="left"/>
                   </w:pPr>
@@ -1128,6 +1165,7 @@
                 </w:tcPr>
                 <w:p>
                   <w:pPr>
+                    <w:keepNext w:val="false"/>
                     <w:spacing w:after="40" w:before="0"/>
                     <w:jc w:val="left"/>
                   </w:pPr>
@@ -1160,6 +1198,7 @@
                 </w:tcPr>
                 <w:p>
                   <w:pPr>
+                    <w:keepNext w:val="false"/>
                     <w:spacing w:after="40" w:before="0"/>
                     <w:jc w:val="left"/>
                   </w:pPr>
@@ -1192,6 +1231,7 @@
                 </w:tcPr>
                 <w:p>
                   <w:pPr>
+                    <w:keepNext w:val="false"/>
                     <w:spacing w:after="40" w:before="0"/>
                     <w:jc w:val="left"/>
                   </w:pPr>
@@ -1226,6 +1266,7 @@
                 </w:tcPr>
                 <w:p>
                   <w:pPr>
+                    <w:keepNext w:val="false"/>
                     <w:spacing w:after="40" w:before="0"/>
                     <w:jc w:val="left"/>
                   </w:pPr>
@@ -1258,6 +1299,7 @@
                 </w:tcPr>
                 <w:p>
                   <w:pPr>
+                    <w:keepNext w:val="false"/>
                     <w:spacing w:after="40" w:before="0"/>
                     <w:jc w:val="left"/>
                   </w:pPr>
@@ -1290,6 +1332,7 @@
                 </w:tcPr>
                 <w:p>
                   <w:pPr>
+                    <w:keepNext w:val="false"/>
                     <w:spacing w:after="40" w:before="0"/>
                     <w:jc w:val="left"/>
                   </w:pPr>
@@ -1324,6 +1367,7 @@
                 </w:tcPr>
                 <w:p>
                   <w:pPr>
+                    <w:keepNext w:val="false"/>
                     <w:spacing w:after="40" w:before="0"/>
                     <w:jc w:val="left"/>
                   </w:pPr>
@@ -1356,6 +1400,7 @@
                 </w:tcPr>
                 <w:p>
                   <w:pPr>
+                    <w:keepNext w:val="false"/>
                     <w:spacing w:after="40" w:before="0"/>
                     <w:jc w:val="left"/>
                   </w:pPr>
@@ -1388,6 +1433,7 @@
                 </w:tcPr>
                 <w:p>
                   <w:pPr>
+                    <w:keepNext w:val="false"/>
                     <w:spacing w:after="40" w:before="0"/>
                     <w:jc w:val="left"/>
                   </w:pPr>
@@ -1410,6 +1456,7 @@
           </w:tbl>
           <w:p>
             <w:pPr>
+              <w:keepNext w:val="false"/>
               <w:spacing w:after="60" w:before="0"/>
               <w:jc w:val="left"/>
             </w:pPr>
@@ -1429,6 +1476,7 @@
           </w:p>
           <w:p>
             <w:pPr>
+              <w:keepNext w:val="false"/>
               <w:spacing w:after="40" w:before="0"/>
               <w:jc w:val="left"/>
             </w:pPr>
@@ -1448,6 +1496,7 @@
           </w:p>
           <w:p>
             <w:pPr>
+              <w:keepNext w:val="false"/>
               <w:spacing w:after="40" w:before="0"/>
               <w:jc w:val="left"/>
             </w:pPr>
@@ -1467,6 +1516,7 @@
           </w:p>
           <w:p>
             <w:pPr>
+              <w:keepNext w:val="false"/>
               <w:spacing w:after="40" w:before="0"/>
               <w:jc w:val="left"/>
             </w:pPr>
@@ -1517,6 +1567,7 @@
                 </w:tcPr>
                 <w:p>
                   <w:pPr>
+                    <w:keepNext w:val="false"/>
                     <w:spacing w:after="40" w:before="0"/>
                     <w:jc w:val="left"/>
                   </w:pPr>
@@ -1549,6 +1600,7 @@
                 </w:tcPr>
                 <w:p>
                   <w:pPr>
+                    <w:keepNext w:val="false"/>
                     <w:spacing w:after="40" w:before="0"/>
                     <w:jc w:val="left"/>
                   </w:pPr>
@@ -1581,6 +1633,7 @@
                 </w:tcPr>
                 <w:p>
                   <w:pPr>
+                    <w:keepNext w:val="false"/>
                     <w:spacing w:after="40" w:before="0"/>
                     <w:jc w:val="left"/>
                   </w:pPr>
@@ -1615,6 +1668,7 @@
                 </w:tcPr>
                 <w:p>
                   <w:pPr>
+                    <w:keepNext w:val="false"/>
                     <w:spacing w:after="40" w:before="0"/>
                     <w:jc w:val="left"/>
                   </w:pPr>
@@ -1647,6 +1701,7 @@
                 </w:tcPr>
                 <w:p>
                   <w:pPr>
+                    <w:keepNext w:val="false"/>
                     <w:spacing w:after="40" w:before="0"/>
                     <w:jc w:val="left"/>
                   </w:pPr>
@@ -1679,6 +1734,7 @@
                 </w:tcPr>
                 <w:p>
                   <w:pPr>
+                    <w:keepNext w:val="false"/>
                     <w:spacing w:after="40" w:before="0"/>
                     <w:jc w:val="left"/>
                   </w:pPr>
@@ -1713,6 +1769,7 @@
                 </w:tcPr>
                 <w:p>
                   <w:pPr>
+                    <w:keepNext w:val="false"/>
                     <w:spacing w:after="40" w:before="0"/>
                     <w:jc w:val="left"/>
                   </w:pPr>
@@ -1745,6 +1802,7 @@
                 </w:tcPr>
                 <w:p>
                   <w:pPr>
+                    <w:keepNext w:val="false"/>
                     <w:spacing w:after="40" w:before="0"/>
                     <w:jc w:val="left"/>
                   </w:pPr>
@@ -1777,6 +1835,7 @@
                 </w:tcPr>
                 <w:p>
                   <w:pPr>
+                    <w:keepNext w:val="false"/>
                     <w:spacing w:after="40" w:before="0"/>
                     <w:jc w:val="left"/>
                   </w:pPr>
@@ -1811,6 +1870,7 @@
                 </w:tcPr>
                 <w:p>
                   <w:pPr>
+                    <w:keepNext w:val="false"/>
                     <w:spacing w:after="40" w:before="0"/>
                     <w:jc w:val="left"/>
                   </w:pPr>
@@ -1843,6 +1903,7 @@
                 </w:tcPr>
                 <w:p>
                   <w:pPr>
+                    <w:keepNext w:val="false"/>
                     <w:spacing w:after="40" w:before="0"/>
                     <w:jc w:val="left"/>
                   </w:pPr>
@@ -1875,6 +1936,7 @@
                 </w:tcPr>
                 <w:p>
                   <w:pPr>
+                    <w:keepNext w:val="false"/>
                     <w:spacing w:after="40" w:before="0"/>
                     <w:jc w:val="left"/>
                   </w:pPr>
@@ -1909,6 +1971,7 @@
                 </w:tcPr>
                 <w:p>
                   <w:pPr>
+                    <w:keepNext w:val="false"/>
                     <w:spacing w:after="40" w:before="0"/>
                     <w:jc w:val="left"/>
                   </w:pPr>
@@ -1941,6 +2004,7 @@
                 </w:tcPr>
                 <w:p>
                   <w:pPr>
+                    <w:keepNext w:val="false"/>
                     <w:spacing w:after="40" w:before="0"/>
                     <w:jc w:val="left"/>
                   </w:pPr>
@@ -1973,6 +2037,7 @@
                 </w:tcPr>
                 <w:p>
                   <w:pPr>
+                    <w:keepNext w:val="false"/>
                     <w:spacing w:after="40" w:before="0"/>
                     <w:jc w:val="left"/>
                   </w:pPr>
@@ -1995,6 +2060,7 @@
           </w:tbl>
           <w:p>
             <w:pPr>
+              <w:keepNext w:val="false"/>
               <w:spacing w:after="60" w:before="0"/>
               <w:jc w:val="left"/>
             </w:pPr>
@@ -2014,6 +2080,7 @@
           </w:p>
           <w:p>
             <w:pPr>
+              <w:keepNext w:val="false"/>
               <w:spacing w:after="40" w:before="0"/>
               <w:jc w:val="left"/>
             </w:pPr>
@@ -2033,6 +2100,7 @@
           </w:p>
           <w:p>
             <w:pPr>
+              <w:keepNext w:val="false"/>
               <w:spacing w:after="40" w:before="0"/>
               <w:jc w:val="left"/>
             </w:pPr>
@@ -2052,6 +2120,7 @@
           </w:p>
           <w:p>
             <w:pPr>
+              <w:keepNext w:val="false"/>
               <w:spacing w:after="40" w:before="0"/>
               <w:jc w:val="left"/>
             </w:pPr>
@@ -2071,6 +2140,7 @@
           </w:p>
           <w:p>
             <w:pPr>
+              <w:keepNext w:val="false"/>
               <w:spacing w:after="40" w:before="0"/>
               <w:jc w:val="left"/>
             </w:pPr>
@@ -2090,6 +2160,7 @@
           </w:p>
           <w:p>
             <w:pPr>
+              <w:keepNext w:val="false"/>
               <w:spacing w:after="40" w:before="0"/>
               <w:jc w:val="left"/>
             </w:pPr>
@@ -2109,6 +2180,7 @@
           </w:p>
           <w:p>
             <w:pPr>
+              <w:keepNext w:val="false"/>
               <w:spacing w:after="60" w:before="0"/>
               <w:jc w:val="left"/>
             </w:pPr>
@@ -2141,6 +2213,7 @@
           </w:tcPr>
           <w:p>
             <w:pPr>
+              <w:keepNext w:val="false"/>
               <w:spacing w:after="40" w:before="0"/>
               <w:jc w:val="left"/>
             </w:pPr>
@@ -2160,6 +2233,7 @@
           </w:p>
           <w:p>
             <w:pPr>
+              <w:keepNext w:val="false"/>
               <w:spacing w:after="40" w:before="0"/>
               <w:jc w:val="left"/>
             </w:pPr>
@@ -2179,6 +2253,7 @@
           </w:p>
           <w:p>
             <w:pPr>
+              <w:keepNext w:val="false"/>
               <w:spacing w:after="40" w:before="0"/>
               <w:jc w:val="left"/>
             </w:pPr>
@@ -2198,6 +2273,7 @@
           </w:p>
           <w:p>
             <w:pPr>
+              <w:keepNext w:val="false"/>
               <w:spacing w:after="40" w:before="0"/>
               <w:jc w:val="left"/>
             </w:pPr>
@@ -2259,6 +2335,7 @@
           </w:tcPr>
           <w:p>
             <w:pPr>
+              <w:keepNext/>
               <w:spacing w:after="40" w:before="0"/>
               <w:jc w:val="center"/>
             </w:pPr>
@@ -2293,6 +2370,7 @@
           </w:tcPr>
           <w:p>
             <w:pPr>
+              <w:keepNext w:val="false"/>
               <w:spacing w:after="40" w:before="0"/>
               <w:jc w:val="left"/>
             </w:pPr>
@@ -2312,6 +2390,7 @@
           </w:p>
           <w:p>
             <w:pPr>
+              <w:keepNext w:val="false"/>
               <w:spacing w:after="40" w:before="0"/>
               <w:jc w:val="left"/>
             </w:pPr>
@@ -2331,6 +2410,7 @@
           </w:p>
           <w:p>
             <w:pPr>
+              <w:keepNext w:val="false"/>
               <w:spacing w:after="40" w:before="0"/>
               <w:jc w:val="left"/>
             </w:pPr>
@@ -2363,6 +2443,7 @@
           </w:tcPr>
           <w:p>
             <w:pPr>
+              <w:keepNext w:val="false"/>
               <w:spacing w:after="40" w:before="0"/>
               <w:jc w:val="left"/>
             </w:pPr>
@@ -2382,6 +2463,7 @@
           </w:p>
           <w:p>
             <w:pPr>
+              <w:keepNext w:val="false"/>
               <w:spacing w:after="40" w:before="0"/>
               <w:jc w:val="left"/>
             </w:pPr>
@@ -2401,6 +2483,7 @@
           </w:p>
           <w:p>
             <w:pPr>
+              <w:keepNext w:val="false"/>
               <w:spacing w:after="40" w:before="0"/>
               <w:jc w:val="left"/>
             </w:pPr>
@@ -2462,6 +2545,7 @@
           </w:tcPr>
           <w:p>
             <w:pPr>
+              <w:keepNext/>
               <w:spacing w:after="40" w:before="0"/>
               <w:jc w:val="center"/>
             </w:pPr>
@@ -2496,6 +2580,7 @@
           </w:tcPr>
           <w:p>
             <w:pPr>
+              <w:keepNext w:val="false"/>
               <w:spacing w:after="40" w:before="0"/>
               <w:jc w:val="left"/>
             </w:pPr>
@@ -2515,6 +2600,7 @@
           </w:p>
           <w:p>
             <w:pPr>
+              <w:keepNext w:val="false"/>
               <w:spacing w:after="40" w:before="0"/>
               <w:jc w:val="left"/>
             </w:pPr>
@@ -2534,6 +2620,7 @@
           </w:p>
           <w:p>
             <w:pPr>
+              <w:keepNext w:val="false"/>
               <w:spacing w:after="40" w:before="0"/>
               <w:jc w:val="left"/>
             </w:pPr>
@@ -2553,6 +2640,7 @@
           </w:p>
           <w:p>
             <w:pPr>
+              <w:keepNext w:val="false"/>
               <w:spacing w:after="40" w:before="0"/>
               <w:jc w:val="left"/>
             </w:pPr>
@@ -2572,6 +2660,7 @@
           </w:p>
           <w:p>
             <w:pPr>
+              <w:keepNext w:val="false"/>
               <w:spacing w:after="40" w:before="0"/>
               <w:jc w:val="left"/>
             </w:pPr>
@@ -2591,6 +2680,7 @@
           </w:p>
           <w:p>
             <w:pPr>
+              <w:keepNext w:val="false"/>
               <w:spacing w:after="40" w:before="0"/>
               <w:jc w:val="left"/>
             </w:pPr>
@@ -2623,6 +2713,7 @@
           </w:tcPr>
           <w:p>
             <w:pPr>
+              <w:keepNext w:val="false"/>
               <w:spacing w:after="40" w:before="0"/>
               <w:jc w:val="left"/>
             </w:pPr>
@@ -2642,6 +2733,7 @@
           </w:p>
           <w:p>
             <w:pPr>
+              <w:keepNext w:val="false"/>
               <w:spacing w:after="40" w:before="0"/>
               <w:jc w:val="left"/>
             </w:pPr>
@@ -2661,6 +2753,7 @@
           </w:p>
           <w:p>
             <w:pPr>
+              <w:keepNext w:val="false"/>
               <w:spacing w:after="40" w:before="0"/>
               <w:jc w:val="left"/>
             </w:pPr>
@@ -2680,6 +2773,7 @@
           </w:p>
           <w:p>
             <w:pPr>
+              <w:keepNext w:val="false"/>
               <w:spacing w:after="40" w:before="0"/>
               <w:jc w:val="left"/>
             </w:pPr>
@@ -2699,6 +2793,7 @@
           </w:p>
           <w:p>
             <w:pPr>
+              <w:keepNext w:val="false"/>
               <w:spacing w:after="40" w:before="0"/>
               <w:jc w:val="left"/>
             </w:pPr>
@@ -2762,6 +2857,7 @@
           </w:tcPr>
           <w:p>
             <w:pPr>
+              <w:keepNext w:val="false"/>
               <w:spacing w:after="40" w:before="0"/>
               <w:jc w:val="center"/>
             </w:pPr>
@@ -2796,6 +2892,7 @@
           </w:tcPr>
           <w:p>
             <w:pPr>
+              <w:keepNext w:val="false"/>
               <w:spacing w:after="40" w:before="0"/>
               <w:jc w:val="left"/>
             </w:pPr>
@@ -2828,6 +2925,7 @@
           </w:tcPr>
           <w:p>
             <w:pPr>
+              <w:keepNext w:val="false"/>
               <w:spacing w:after="40" w:before="0"/>
               <w:jc w:val="left"/>
             </w:pPr>
@@ -2860,6 +2958,7 @@
           </w:tcPr>
           <w:p>
             <w:pPr>
+              <w:keepNext w:val="false"/>
               <w:spacing w:after="40" w:before="0"/>
               <w:jc w:val="left"/>
             </w:pPr>
@@ -2892,6 +2991,7 @@
           </w:tcPr>
           <w:p>
             <w:pPr>
+              <w:keepNext w:val="false"/>
               <w:spacing w:after="40" w:before="0"/>
               <w:jc w:val="left"/>
             </w:pPr>
@@ -2926,6 +3026,7 @@
           </w:tcPr>
           <w:p>
             <w:pPr>
+              <w:keepNext w:val="false"/>
               <w:spacing w:after="40" w:before="0"/>
               <w:jc w:val="left"/>
             </w:pPr>
@@ -2958,6 +3059,7 @@
           </w:tcPr>
           <w:p>
             <w:pPr>
+              <w:keepNext w:val="false"/>
               <w:spacing w:after="40" w:before="0"/>
               <w:jc w:val="left"/>
             </w:pPr>
@@ -2990,6 +3092,7 @@
           </w:tcPr>
           <w:p>
             <w:pPr>
+              <w:keepNext w:val="false"/>
               <w:spacing w:after="40" w:before="0"/>
               <w:jc w:val="left"/>
             </w:pPr>
@@ -3022,6 +3125,7 @@
           </w:tcPr>
           <w:p>
             <w:pPr>
+              <w:keepNext w:val="false"/>
               <w:spacing w:after="40" w:before="0"/>
               <w:jc w:val="left"/>
             </w:pPr>
@@ -3056,6 +3160,7 @@
           </w:tcPr>
           <w:p>
             <w:pPr>
+              <w:keepNext w:val="false"/>
               <w:spacing w:after="40" w:before="0"/>
               <w:jc w:val="left"/>
             </w:pPr>
@@ -3088,6 +3193,7 @@
           </w:tcPr>
           <w:p>
             <w:pPr>
+              <w:keepNext w:val="false"/>
               <w:spacing w:after="40" w:before="0"/>
               <w:jc w:val="left"/>
             </w:pPr>
@@ -3120,6 +3226,7 @@
           </w:tcPr>
           <w:p>
             <w:pPr>
+              <w:keepNext w:val="false"/>
               <w:spacing w:after="40" w:before="0"/>
               <w:jc w:val="left"/>
             </w:pPr>
@@ -3152,6 +3259,7 @@
           </w:tcPr>
           <w:p>
             <w:pPr>
+              <w:keepNext w:val="false"/>
               <w:spacing w:after="40" w:before="0"/>
               <w:jc w:val="left"/>
             </w:pPr>
@@ -3186,6 +3294,7 @@
           </w:tcPr>
           <w:p>
             <w:pPr>
+              <w:keepNext w:val="false"/>
               <w:spacing w:after="40" w:before="0"/>
               <w:jc w:val="left"/>
             </w:pPr>
@@ -3218,6 +3327,7 @@
           </w:tcPr>
           <w:p>
             <w:pPr>
+              <w:keepNext w:val="false"/>
               <w:spacing w:after="40" w:before="0"/>
               <w:jc w:val="left"/>
             </w:pPr>
@@ -3250,6 +3360,7 @@
           </w:tcPr>
           <w:p>
             <w:pPr>
+              <w:keepNext w:val="false"/>
               <w:spacing w:after="40" w:before="0"/>
               <w:jc w:val="left"/>
             </w:pPr>
@@ -3282,6 +3393,7 @@
           </w:tcPr>
           <w:p>
             <w:pPr>
+              <w:keepNext w:val="false"/>
               <w:spacing w:after="40" w:before="0"/>
               <w:jc w:val="left"/>
             </w:pPr>
@@ -3316,6 +3428,7 @@
           </w:tcPr>
           <w:p>
             <w:pPr>
+              <w:keepNext w:val="false"/>
               <w:spacing w:after="40" w:before="0"/>
               <w:jc w:val="left"/>
             </w:pPr>
@@ -3348,6 +3461,7 @@
           </w:tcPr>
           <w:p>
             <w:pPr>
+              <w:keepNext w:val="false"/>
               <w:spacing w:after="40" w:before="0"/>
               <w:jc w:val="left"/>
             </w:pPr>
@@ -3380,6 +3494,7 @@
           </w:tcPr>
           <w:p>
             <w:pPr>
+              <w:keepNext w:val="false"/>
               <w:spacing w:after="40" w:before="0"/>
               <w:jc w:val="left"/>
             </w:pPr>
@@ -3412,6 +3527,7 @@
           </w:tcPr>
           <w:p>
             <w:pPr>
+              <w:keepNext w:val="false"/>
               <w:spacing w:after="40" w:before="0"/>
               <w:jc w:val="left"/>
             </w:pPr>
@@ -3446,6 +3562,7 @@
           </w:tcPr>
           <w:p>
             <w:pPr>
+              <w:keepNext w:val="false"/>
               <w:spacing w:after="40" w:before="0"/>
               <w:jc w:val="left"/>
             </w:pPr>
@@ -3478,6 +3595,7 @@
           </w:tcPr>
           <w:p>
             <w:pPr>
+              <w:keepNext w:val="false"/>
               <w:spacing w:after="40" w:before="0"/>
               <w:jc w:val="left"/>
             </w:pPr>
@@ -3510,6 +3628,7 @@
           </w:tcPr>
           <w:p>
             <w:pPr>
+              <w:keepNext w:val="false"/>
               <w:spacing w:after="40" w:before="0"/>
               <w:jc w:val="left"/>
             </w:pPr>
@@ -3542,6 +3661,7 @@
           </w:tcPr>
           <w:p>
             <w:pPr>
+              <w:keepNext w:val="false"/>
               <w:spacing w:after="40" w:before="0"/>
               <w:jc w:val="left"/>
             </w:pPr>
@@ -3680,7 +3800,7 @@
         </w:rPr>
         <w:t xml:space="preserve">© 2026 SeaVuria and ARES. This work is licensed under a </w:t>
       </w:r>
-      <w:hyperlink w:history="1" r:id="rIdxxc5erifbjloxnhzvoubh">
+      <w:hyperlink w:history="1" r:id="rId3foqep5sbegbmjus_aato">
         <w:r>
           <w:rPr>
             <w:rFonts w:ascii="Arial" w:cs="Arial" w:eastAsia="Arial" w:hAnsi="Arial"/>
@@ -3700,7 +3820,7 @@
         </w:rPr>
         <w:t xml:space="preserve"> (</w:t>
       </w:r>
-      <w:hyperlink w:history="1" r:id="rIdsdvs_d9usk_yyuyscslcz">
+      <w:hyperlink w:history="1" r:id="rIdtftfvjffs6cbvcznbmhpu">
         <w:r>
           <w:rPr>
             <w:rFonts w:ascii="Arial" w:cs="Arial" w:eastAsia="Arial" w:hAnsi="Arial"/>
@@ -3720,7 +3840,7 @@
         </w:rPr>
         <w:t xml:space="preserve">). To view a copy of this license, visit </w:t>
       </w:r>
-      <w:hyperlink w:history="1" r:id="rIdog2p49srfcihbkk675etk">
+      <w:hyperlink w:history="1" r:id="rId5et2cykymjoyaaqruqy6f">
         <w:r>
           <w:rPr>
             <w:rFonts w:ascii="Arial" w:cs="Arial" w:eastAsia="Arial" w:hAnsi="Arial"/>

--- a/data/outputs/v2/General_Science/SS2.5_Rates_of_Reactions/General_Science_Rates_of_Reactions_FinalExplanation_TeacherKey.docx
+++ b/data/outputs/v2/General_Science/SS2.5_Rates_of_Reactions/General_Science_Rates_of_Reactions_FinalExplanation_TeacherKey.docx
@@ -3800,7 +3800,7 @@
         </w:rPr>
         <w:t xml:space="preserve">© 2026 SeaVuria and ARES. This work is licensed under a </w:t>
       </w:r>
-      <w:hyperlink w:history="1" r:id="rId3foqep5sbegbmjus_aato">
+      <w:hyperlink w:history="1" r:id="rIdy1hxtg-bozygb_vfgyc8_">
         <w:r>
           <w:rPr>
             <w:rFonts w:ascii="Arial" w:cs="Arial" w:eastAsia="Arial" w:hAnsi="Arial"/>
@@ -3820,7 +3820,7 @@
         </w:rPr>
         <w:t xml:space="preserve"> (</w:t>
       </w:r>
-      <w:hyperlink w:history="1" r:id="rIdtftfvjffs6cbvcznbmhpu">
+      <w:hyperlink w:history="1" r:id="rIdaci2rxnvdbr7bjczxmvmt">
         <w:r>
           <w:rPr>
             <w:rFonts w:ascii="Arial" w:cs="Arial" w:eastAsia="Arial" w:hAnsi="Arial"/>
@@ -3840,7 +3840,7 @@
         </w:rPr>
         <w:t xml:space="preserve">). To view a copy of this license, visit </w:t>
       </w:r>
-      <w:hyperlink w:history="1" r:id="rId5et2cykymjoyaaqruqy6f">
+      <w:hyperlink w:history="1" r:id="rIdda_vcvguxndo5sc4l85g7">
         <w:r>
           <w:rPr>
             <w:rFonts w:ascii="Arial" w:cs="Arial" w:eastAsia="Arial" w:hAnsi="Arial"/>
